--- a/New Microsoft Word Document.docx
+++ b/New Microsoft Word Document.docx
@@ -14,65 +14,38 @@
           <w:b/>
           <w:bCs/>
         </w:rPr>
-        <w:t>Industrial Sensor Acquisition &amp; Validation System</w:t>
-      </w:r>
-    </w:p>
-    <w:p>
-      <w:r>
-        <w:rPr>
-          <w:b/>
-          <w:bCs/>
-        </w:rPr>
-        <w:t>Document type:</w:t>
-      </w:r>
-      <w:r>
-        <w:t xml:space="preserve"> Living Engineering Development Record</w:t>
-      </w:r>
-      <w:r>
+        <w:t>Smart Motor/Actuator Health Monitoring &amp; Protection Node</w:t>
+      </w:r>
+    </w:p>
+    <w:p>
+      <w:pPr>
+        <w:rPr>
+          <w:b/>
+          <w:bCs/>
+        </w:rPr>
+      </w:pPr>
+      <w:r>
+        <w:rPr>
+          <w:b/>
+          <w:bCs/>
+        </w:rPr>
+        <w:t>Revision: 0.2</w:t>
+      </w:r>
+      <w:r>
+        <w:rPr>
+          <w:b/>
+          <w:bCs/>
+        </w:rPr>
         <w:br/>
-      </w:r>
-      <w:r>
-        <w:rPr>
-          <w:b/>
-          <w:bCs/>
-        </w:rPr>
-        <w:t>Current revision:</w:t>
-      </w:r>
-      <w:r>
-        <w:t xml:space="preserve"> 0.1</w:t>
-      </w:r>
-      <w:r>
+        <w:t>Current phase: Phase 1 — System Requirements</w:t>
+      </w:r>
+      <w:r>
+        <w:rPr>
+          <w:b/>
+          <w:bCs/>
+        </w:rPr>
         <w:br/>
-      </w:r>
-      <w:r>
-        <w:rPr>
-          <w:b/>
-          <w:bCs/>
-        </w:rPr>
-        <w:t>Current phase:</w:t>
-      </w:r>
-      <w:r>
-        <w:t xml:space="preserve"> Phase 1 — Requirements Engineering</w:t>
-      </w:r>
-      <w:r>
-        <w:br/>
-      </w:r>
-      <w:r>
-        <w:rPr>
-          <w:b/>
-          <w:bCs/>
-        </w:rPr>
-        <w:t>Status:</w:t>
-      </w:r>
-      <w:r>
-        <w:t xml:space="preserve"> Draft requirements — not yet baselined</w:t>
-      </w:r>
-    </w:p>
-    <w:p>
-      <w:r>
-        <w:pict w14:anchorId="3A320162">
-          <v:rect id="_x0000_i1079" style="width:0;height:1.5pt" o:hralign="center" o:hrstd="t" o:hr="t" fillcolor="#a0a0a0" stroked="f"/>
-        </w:pict>
+        <w:t>Status: Requirements draft; not yet baselined</w:t>
       </w:r>
     </w:p>
     <w:p>
@@ -91,166 +64,370 @@
       </w:r>
     </w:p>
     <w:p>
-      <w:r>
-        <w:t>Design, build and experimentally validate an embedded current-measurement system based on an Allegro Hall-effect current sensor.</w:t>
-      </w:r>
-    </w:p>
-    <w:p>
-      <w:r>
-        <w:t>The project shall demonstrate professional engineering work in:</w:t>
+      <w:pPr>
+        <w:rPr>
+          <w:b/>
+          <w:bCs/>
+        </w:rPr>
+      </w:pPr>
+      <w:r>
+        <w:rPr>
+          <w:b/>
+          <w:bCs/>
+        </w:rPr>
+        <w:t>Develop and experimentally validate a smart embedded node capable of:</w:t>
       </w:r>
     </w:p>
     <w:p>
       <w:pPr>
         <w:numPr>
           <w:ilvl w:val="0"/>
-          <w:numId w:val="1"/>
+          <w:numId w:val="6"/>
         </w:numPr>
-      </w:pPr>
-      <w:r>
-        <w:t>sensor systems</w:t>
+        <w:rPr>
+          <w:b/>
+          <w:bCs/>
+        </w:rPr>
+      </w:pPr>
+      <w:r>
+        <w:rPr>
+          <w:b/>
+          <w:bCs/>
+        </w:rPr>
+        <w:t>measuring DC motor/actuator current,</w:t>
       </w:r>
     </w:p>
     <w:p>
       <w:pPr>
         <w:numPr>
           <w:ilvl w:val="0"/>
-          <w:numId w:val="1"/>
+          <w:numId w:val="6"/>
         </w:numPr>
-      </w:pPr>
-      <w:r>
-        <w:t>analog signal conditioning</w:t>
+        <w:rPr>
+          <w:b/>
+          <w:bCs/>
+        </w:rPr>
+      </w:pPr>
+      <w:r>
+        <w:rPr>
+          <w:b/>
+          <w:bCs/>
+        </w:rPr>
+        <w:t xml:space="preserve">identifying normal and abnormal operating </w:t>
+      </w:r>
+      <w:proofErr w:type="spellStart"/>
+      <w:r>
+        <w:rPr>
+          <w:b/>
+          <w:bCs/>
+        </w:rPr>
+        <w:t>behaviour</w:t>
+      </w:r>
+      <w:proofErr w:type="spellEnd"/>
+      <w:r>
+        <w:rPr>
+          <w:b/>
+          <w:bCs/>
+        </w:rPr>
+        <w:t>,</w:t>
       </w:r>
     </w:p>
     <w:p>
       <w:pPr>
         <w:numPr>
           <w:ilvl w:val="0"/>
-          <w:numId w:val="1"/>
+          <w:numId w:val="6"/>
         </w:numPr>
-      </w:pPr>
-      <w:r>
-        <w:t>anti-alias filtering</w:t>
+        <w:rPr>
+          <w:b/>
+          <w:bCs/>
+        </w:rPr>
+      </w:pPr>
+      <w:r>
+        <w:rPr>
+          <w:b/>
+          <w:bCs/>
+        </w:rPr>
+        <w:t>detecting overload and stall conditions,</w:t>
       </w:r>
     </w:p>
     <w:p>
       <w:pPr>
         <w:numPr>
           <w:ilvl w:val="0"/>
-          <w:numId w:val="1"/>
+          <w:numId w:val="6"/>
         </w:numPr>
-      </w:pPr>
-      <w:r>
-        <w:t>ADC acquisition</w:t>
+        <w:rPr>
+          <w:b/>
+          <w:bCs/>
+        </w:rPr>
+      </w:pPr>
+      <w:r>
+        <w:rPr>
+          <w:b/>
+          <w:bCs/>
+        </w:rPr>
+        <w:t>communicating measurements and diagnostic information,</w:t>
       </w:r>
     </w:p>
     <w:p>
       <w:pPr>
         <w:numPr>
           <w:ilvl w:val="0"/>
-          <w:numId w:val="1"/>
+          <w:numId w:val="6"/>
         </w:numPr>
-      </w:pPr>
-      <w:r>
-        <w:t>embedded firmware</w:t>
+        <w:rPr>
+          <w:b/>
+          <w:bCs/>
+        </w:rPr>
+      </w:pPr>
+      <w:r>
+        <w:rPr>
+          <w:b/>
+          <w:bCs/>
+        </w:rPr>
+        <w:t>and ultimately protecting the actuator by commanding a shutdown.</w:t>
+      </w:r>
+    </w:p>
+    <w:p>
+      <w:pPr>
+        <w:rPr>
+          <w:b/>
+          <w:bCs/>
+        </w:rPr>
+      </w:pPr>
+      <w:r>
+        <w:rPr>
+          <w:b/>
+          <w:bCs/>
+        </w:rPr>
+        <w:t>The system shall be designed using professional requirements, analysis, implementation and laboratory-validation methods.</w:t>
+      </w:r>
+    </w:p>
+    <w:p>
+      <w:pPr>
+        <w:rPr>
+          <w:b/>
+          <w:bCs/>
+        </w:rPr>
+      </w:pPr>
+      <w:r>
+        <w:rPr>
+          <w:b/>
+          <w:bCs/>
+        </w:rPr>
+        <w:pict w14:anchorId="14E95F68">
+          <v:rect id="_x0000_i1118" style="width:0;height:1.5pt" o:hralign="center" o:hrstd="t" o:hr="t" fillcolor="#a0a0a0" stroked="f"/>
+        </w:pict>
+      </w:r>
+    </w:p>
+    <w:p>
+      <w:pPr>
+        <w:rPr>
+          <w:b/>
+          <w:bCs/>
+        </w:rPr>
+      </w:pPr>
+      <w:r>
+        <w:rPr>
+          <w:b/>
+          <w:bCs/>
+        </w:rPr>
+        <w:t>2. Intended Application</w:t>
+      </w:r>
+    </w:p>
+    <w:p>
+      <w:pPr>
+        <w:rPr>
+          <w:b/>
+          <w:bCs/>
+        </w:rPr>
+      </w:pPr>
+      <w:r>
+        <w:rPr>
+          <w:b/>
+          <w:bCs/>
+        </w:rPr>
+        <w:t>The demonstrator will monitor a low-voltage DC motor or actuator.</w:t>
+      </w:r>
+    </w:p>
+    <w:p>
+      <w:pPr>
+        <w:rPr>
+          <w:b/>
+          <w:bCs/>
+        </w:rPr>
+      </w:pPr>
+      <w:r>
+        <w:rPr>
+          <w:b/>
+          <w:bCs/>
+        </w:rPr>
+        <w:t>Typical operating states to distinguish:</w:t>
       </w:r>
     </w:p>
     <w:p>
       <w:pPr>
         <w:numPr>
           <w:ilvl w:val="0"/>
-          <w:numId w:val="1"/>
+          <w:numId w:val="7"/>
         </w:numPr>
-      </w:pPr>
-      <w:r>
-        <w:t>calibration</w:t>
+        <w:rPr>
+          <w:b/>
+          <w:bCs/>
+        </w:rPr>
+      </w:pPr>
+      <w:r>
+        <w:rPr>
+          <w:b/>
+          <w:bCs/>
+        </w:rPr>
+        <w:t>Motor OFF</w:t>
       </w:r>
     </w:p>
     <w:p>
       <w:pPr>
         <w:numPr>
           <w:ilvl w:val="0"/>
-          <w:numId w:val="1"/>
+          <w:numId w:val="7"/>
         </w:numPr>
-      </w:pPr>
-      <w:r>
-        <w:t>UART / RS-485 / CAN communication</w:t>
+        <w:rPr>
+          <w:b/>
+          <w:bCs/>
+        </w:rPr>
+      </w:pPr>
+      <w:r>
+        <w:rPr>
+          <w:b/>
+          <w:bCs/>
+        </w:rPr>
+        <w:t>Startup/inrush</w:t>
       </w:r>
     </w:p>
     <w:p>
       <w:pPr>
         <w:numPr>
           <w:ilvl w:val="0"/>
-          <w:numId w:val="1"/>
+          <w:numId w:val="7"/>
         </w:numPr>
-      </w:pPr>
-      <w:r>
-        <w:t>power-supply design</w:t>
+        <w:rPr>
+          <w:b/>
+          <w:bCs/>
+        </w:rPr>
+      </w:pPr>
+      <w:r>
+        <w:rPr>
+          <w:b/>
+          <w:bCs/>
+        </w:rPr>
+        <w:t>Normal running</w:t>
       </w:r>
     </w:p>
     <w:p>
       <w:pPr>
         <w:numPr>
           <w:ilvl w:val="0"/>
-          <w:numId w:val="1"/>
+          <w:numId w:val="7"/>
         </w:numPr>
-      </w:pPr>
-      <w:r>
-        <w:t>noise and EMC investigation</w:t>
+        <w:rPr>
+          <w:b/>
+          <w:bCs/>
+        </w:rPr>
+      </w:pPr>
+      <w:r>
+        <w:rPr>
+          <w:b/>
+          <w:bCs/>
+        </w:rPr>
+        <w:t>Increased mechanical load</w:t>
       </w:r>
     </w:p>
     <w:p>
       <w:pPr>
         <w:numPr>
           <w:ilvl w:val="0"/>
-          <w:numId w:val="1"/>
+          <w:numId w:val="7"/>
         </w:numPr>
-      </w:pPr>
-      <w:r>
-        <w:t>laboratory validation</w:t>
+        <w:rPr>
+          <w:b/>
+          <w:bCs/>
+        </w:rPr>
+      </w:pPr>
+      <w:r>
+        <w:rPr>
+          <w:b/>
+          <w:bCs/>
+        </w:rPr>
+        <w:t>Overload</w:t>
       </w:r>
     </w:p>
     <w:p>
       <w:pPr>
         <w:numPr>
           <w:ilvl w:val="0"/>
-          <w:numId w:val="1"/>
+          <w:numId w:val="7"/>
         </w:numPr>
-      </w:pPr>
-      <w:r>
-        <w:t>MATLAB analysis</w:t>
+        <w:rPr>
+          <w:b/>
+          <w:bCs/>
+        </w:rPr>
+      </w:pPr>
+      <w:r>
+        <w:rPr>
+          <w:b/>
+          <w:bCs/>
+        </w:rPr>
+        <w:t>Stall/jam</w:t>
       </w:r>
     </w:p>
     <w:p>
       <w:pPr>
         <w:numPr>
           <w:ilvl w:val="0"/>
-          <w:numId w:val="1"/>
+          <w:numId w:val="7"/>
         </w:numPr>
-      </w:pPr>
-      <w:r>
-        <w:t>requirements and technical documentation</w:t>
-      </w:r>
-    </w:p>
-    <w:p>
-      <w:r>
-        <w:t xml:space="preserve">The project is intended to demonstrate not only that the system works, but that its behaviour can be </w:t>
-      </w:r>
-      <w:r>
-        <w:rPr>
-          <w:b/>
-          <w:bCs/>
-        </w:rPr>
-        <w:t>calculated, measured, explained and verified against requirements</w:t>
-      </w:r>
-      <w:r>
-        <w:t>.</w:t>
-      </w:r>
-    </w:p>
-    <w:p>
-      <w:r>
-        <w:pict w14:anchorId="2B6BE5EB">
-          <v:rect id="_x0000_i1080" style="width:0;height:1.5pt" o:hralign="center" o:hrstd="t" o:hr="t" fillcolor="#a0a0a0" stroked="f"/>
+        <w:rPr>
+          <w:b/>
+          <w:bCs/>
+        </w:rPr>
+      </w:pPr>
+      <w:r>
+        <w:rPr>
+          <w:b/>
+          <w:bCs/>
+        </w:rPr>
+        <w:t>Electrical fault or abnormal measurement</w:t>
+      </w:r>
+    </w:p>
+    <w:p>
+      <w:pPr>
+        <w:rPr>
+          <w:b/>
+          <w:bCs/>
+        </w:rPr>
+      </w:pPr>
+      <w:r>
+        <w:rPr>
+          <w:b/>
+          <w:bCs/>
+        </w:rPr>
+        <w:t>The current waveform will therefore be treated not only as a measured quantity, but also as a source of diagnostic information.</w:t>
+      </w:r>
+    </w:p>
+    <w:p>
+      <w:pPr>
+        <w:rPr>
+          <w:b/>
+          <w:bCs/>
+        </w:rPr>
+      </w:pPr>
+      <w:r>
+        <w:rPr>
+          <w:b/>
+          <w:bCs/>
+        </w:rPr>
+        <w:pict w14:anchorId="57FDCBF5">
+          <v:rect id="_x0000_i1119" style="width:0;height:1.5pt" o:hralign="center" o:hrstd="t" o:hr="t" fillcolor="#a0a0a0" stroked="f"/>
         </w:pict>
       </w:r>
     </w:p>
@@ -266,34 +443,624 @@
           <w:b/>
           <w:bCs/>
         </w:rPr>
-        <w:t>2. Intended Use Case</w:t>
-      </w:r>
-    </w:p>
-    <w:p>
-      <w:r>
-        <w:t>The prototype will monitor the current consumed by a small DC electrical load such as a motor, resistor load or other low-voltage device.</w:t>
-      </w:r>
-    </w:p>
-    <w:p>
-      <w:r>
         <w:lastRenderedPageBreak/>
-        <w:t>Primary use case:</w:t>
-      </w:r>
-    </w:p>
-    <w:p>
-      <w:r>
-        <w:t>Measure a 0–5 A DC or slowly varying current, convert the sensor output to a digital current measurement, perform calibration and diagnostics, and transmit the result to a PC or industrial controller.</w:t>
-      </w:r>
-    </w:p>
-    <w:p>
-      <w:r>
-        <w:t>The project is an engineering demonstrator rather than a certified industrial product.</w:t>
-      </w:r>
-    </w:p>
-    <w:p>
-      <w:r>
-        <w:pict w14:anchorId="65602FA0">
-          <v:rect id="_x0000_i1081" style="width:0;height:1.5pt" o:hralign="center" o:hrstd="t" o:hr="t" fillcolor="#a0a0a0" stroked="f"/>
+        <w:t>3. High-Level Architecture</w:t>
+      </w:r>
+    </w:p>
+    <w:p>
+      <w:pPr>
+        <w:rPr>
+          <w:b/>
+          <w:bCs/>
+        </w:rPr>
+      </w:pPr>
+      <w:r>
+        <w:rPr>
+          <w:b/>
+          <w:bCs/>
+        </w:rPr>
+        <w:t>DC SUPPLY</w:t>
+      </w:r>
+    </w:p>
+    <w:p>
+      <w:pPr>
+        <w:rPr>
+          <w:b/>
+          <w:bCs/>
+        </w:rPr>
+      </w:pPr>
+      <w:r>
+        <w:rPr>
+          <w:b/>
+          <w:bCs/>
+        </w:rPr>
+        <w:t xml:space="preserve">    │</w:t>
+      </w:r>
+    </w:p>
+    <w:p>
+      <w:pPr>
+        <w:rPr>
+          <w:b/>
+          <w:bCs/>
+        </w:rPr>
+      </w:pPr>
+      <w:r>
+        <w:rPr>
+          <w:b/>
+          <w:bCs/>
+        </w:rPr>
+        <w:t xml:space="preserve">    </w:t>
+      </w:r>
+      <w:r>
+        <w:rPr>
+          <w:rFonts w:ascii="MS Gothic" w:eastAsia="MS Gothic" w:hAnsi="MS Gothic" w:cs="MS Gothic" w:hint="eastAsia"/>
+          <w:b/>
+          <w:bCs/>
+        </w:rPr>
+        <w:t>├</w:t>
+      </w:r>
+      <w:r>
+        <w:rPr>
+          <w:rFonts w:ascii="Aptos" w:hAnsi="Aptos" w:cs="Aptos"/>
+          <w:b/>
+          <w:bCs/>
+        </w:rPr>
+        <w:t>────────────</w:t>
+      </w:r>
+      <w:r>
+        <w:rPr>
+          <w:b/>
+          <w:bCs/>
+        </w:rPr>
+        <w:t xml:space="preserve"> Motor / Actuator</w:t>
+      </w:r>
+    </w:p>
+    <w:p>
+      <w:pPr>
+        <w:rPr>
+          <w:b/>
+          <w:bCs/>
+        </w:rPr>
+      </w:pPr>
+      <w:r>
+        <w:rPr>
+          <w:b/>
+          <w:bCs/>
+        </w:rPr>
+        <w:t xml:space="preserve">    │                 │</w:t>
+      </w:r>
+    </w:p>
+    <w:p>
+      <w:pPr>
+        <w:rPr>
+          <w:b/>
+          <w:bCs/>
+        </w:rPr>
+      </w:pPr>
+      <w:r>
+        <w:rPr>
+          <w:b/>
+          <w:bCs/>
+        </w:rPr>
+        <w:t xml:space="preserve">    │             Load current</w:t>
+      </w:r>
+    </w:p>
+    <w:p>
+      <w:pPr>
+        <w:rPr>
+          <w:b/>
+          <w:bCs/>
+        </w:rPr>
+      </w:pPr>
+      <w:r>
+        <w:rPr>
+          <w:b/>
+          <w:bCs/>
+        </w:rPr>
+        <w:t xml:space="preserve">    │                 </w:t>
+      </w:r>
+      <w:r>
+        <w:rPr>
+          <w:rFonts w:ascii="Arial" w:hAnsi="Arial" w:cs="Arial"/>
+          <w:b/>
+          <w:bCs/>
+        </w:rPr>
+        <w:t>▼</w:t>
+      </w:r>
+    </w:p>
+    <w:p>
+      <w:pPr>
+        <w:rPr>
+          <w:b/>
+          <w:bCs/>
+        </w:rPr>
+      </w:pPr>
+      <w:r>
+        <w:rPr>
+          <w:b/>
+          <w:bCs/>
+        </w:rPr>
+        <w:t xml:space="preserve">    │              ACS724</w:t>
+      </w:r>
+    </w:p>
+    <w:p>
+      <w:pPr>
+        <w:rPr>
+          <w:b/>
+          <w:bCs/>
+        </w:rPr>
+      </w:pPr>
+      <w:r>
+        <w:rPr>
+          <w:b/>
+          <w:bCs/>
+        </w:rPr>
+        <w:t xml:space="preserve">    │                 │</w:t>
+      </w:r>
+    </w:p>
+    <w:p>
+      <w:pPr>
+        <w:rPr>
+          <w:b/>
+          <w:bCs/>
+        </w:rPr>
+      </w:pPr>
+      <w:r>
+        <w:rPr>
+          <w:b/>
+          <w:bCs/>
+        </w:rPr>
+        <w:t xml:space="preserve">    │          Analog voltage</w:t>
+      </w:r>
+    </w:p>
+    <w:p>
+      <w:pPr>
+        <w:rPr>
+          <w:b/>
+          <w:bCs/>
+        </w:rPr>
+      </w:pPr>
+      <w:r>
+        <w:rPr>
+          <w:b/>
+          <w:bCs/>
+        </w:rPr>
+        <w:t xml:space="preserve">    │                 </w:t>
+      </w:r>
+      <w:r>
+        <w:rPr>
+          <w:rFonts w:ascii="Arial" w:hAnsi="Arial" w:cs="Arial"/>
+          <w:b/>
+          <w:bCs/>
+        </w:rPr>
+        <w:t>▼</w:t>
+      </w:r>
+    </w:p>
+    <w:p>
+      <w:pPr>
+        <w:rPr>
+          <w:b/>
+          <w:bCs/>
+        </w:rPr>
+      </w:pPr>
+      <w:r>
+        <w:rPr>
+          <w:b/>
+          <w:bCs/>
+        </w:rPr>
+        <w:t xml:space="preserve">    │     Protection / Conditioning</w:t>
+      </w:r>
+    </w:p>
+    <w:p>
+      <w:pPr>
+        <w:rPr>
+          <w:b/>
+          <w:bCs/>
+        </w:rPr>
+      </w:pPr>
+      <w:r>
+        <w:rPr>
+          <w:b/>
+          <w:bCs/>
+        </w:rPr>
+        <w:t xml:space="preserve">    │                 </w:t>
+      </w:r>
+      <w:r>
+        <w:rPr>
+          <w:rFonts w:ascii="Arial" w:hAnsi="Arial" w:cs="Arial"/>
+          <w:b/>
+          <w:bCs/>
+        </w:rPr>
+        <w:t>▼</w:t>
+      </w:r>
+    </w:p>
+    <w:p>
+      <w:pPr>
+        <w:rPr>
+          <w:b/>
+          <w:bCs/>
+        </w:rPr>
+      </w:pPr>
+      <w:r>
+        <w:rPr>
+          <w:b/>
+          <w:bCs/>
+        </w:rPr>
+        <w:t xml:space="preserve">    │        Anti-alias Filter</w:t>
+      </w:r>
+    </w:p>
+    <w:p>
+      <w:pPr>
+        <w:rPr>
+          <w:b/>
+          <w:bCs/>
+        </w:rPr>
+      </w:pPr>
+      <w:r>
+        <w:rPr>
+          <w:b/>
+          <w:bCs/>
+        </w:rPr>
+        <w:t xml:space="preserve">    │                 </w:t>
+      </w:r>
+      <w:r>
+        <w:rPr>
+          <w:rFonts w:ascii="Arial" w:hAnsi="Arial" w:cs="Arial"/>
+          <w:b/>
+          <w:bCs/>
+        </w:rPr>
+        <w:t>▼</w:t>
+      </w:r>
+    </w:p>
+    <w:p>
+      <w:pPr>
+        <w:rPr>
+          <w:b/>
+          <w:bCs/>
+        </w:rPr>
+      </w:pPr>
+      <w:r>
+        <w:rPr>
+          <w:b/>
+          <w:bCs/>
+        </w:rPr>
+        <w:t xml:space="preserve">    │             MCU ADC</w:t>
+      </w:r>
+    </w:p>
+    <w:p>
+      <w:pPr>
+        <w:rPr>
+          <w:b/>
+          <w:bCs/>
+        </w:rPr>
+      </w:pPr>
+      <w:r>
+        <w:rPr>
+          <w:b/>
+          <w:bCs/>
+        </w:rPr>
+        <w:t xml:space="preserve">    │                 │</w:t>
+      </w:r>
+    </w:p>
+    <w:p>
+      <w:pPr>
+        <w:rPr>
+          <w:b/>
+          <w:bCs/>
+        </w:rPr>
+      </w:pPr>
+      <w:r>
+        <w:rPr>
+          <w:b/>
+          <w:bCs/>
+        </w:rPr>
+        <w:t xml:space="preserve">    │        ┌────────</w:t>
+      </w:r>
+      <w:r>
+        <w:rPr>
+          <w:rFonts w:ascii="MS Gothic" w:eastAsia="MS Gothic" w:hAnsi="MS Gothic" w:cs="MS Gothic" w:hint="eastAsia"/>
+          <w:b/>
+          <w:bCs/>
+        </w:rPr>
+        <w:t>┴</w:t>
+      </w:r>
+      <w:r>
+        <w:rPr>
+          <w:rFonts w:ascii="Aptos" w:hAnsi="Aptos" w:cs="Aptos"/>
+          <w:b/>
+          <w:bCs/>
+        </w:rPr>
+        <w:t>─────────┐</w:t>
+      </w:r>
+    </w:p>
+    <w:p>
+      <w:pPr>
+        <w:rPr>
+          <w:b/>
+          <w:bCs/>
+        </w:rPr>
+      </w:pPr>
+      <w:r>
+        <w:rPr>
+          <w:b/>
+          <w:bCs/>
+        </w:rPr>
+        <w:t xml:space="preserve">    │        │                  │</w:t>
+      </w:r>
+    </w:p>
+    <w:p>
+      <w:pPr>
+        <w:rPr>
+          <w:b/>
+          <w:bCs/>
+        </w:rPr>
+      </w:pPr>
+      <w:r>
+        <w:rPr>
+          <w:b/>
+          <w:bCs/>
+        </w:rPr>
+        <w:t xml:space="preserve">    │   Measurements       Diagnostics</w:t>
+      </w:r>
+    </w:p>
+    <w:p>
+      <w:pPr>
+        <w:rPr>
+          <w:b/>
+          <w:bCs/>
+        </w:rPr>
+      </w:pPr>
+      <w:r>
+        <w:rPr>
+          <w:b/>
+          <w:bCs/>
+        </w:rPr>
+        <w:t xml:space="preserve">    │        │                  │</w:t>
+      </w:r>
+    </w:p>
+    <w:p>
+      <w:pPr>
+        <w:rPr>
+          <w:b/>
+          <w:bCs/>
+        </w:rPr>
+      </w:pPr>
+      <w:r>
+        <w:rPr>
+          <w:b/>
+          <w:bCs/>
+        </w:rPr>
+        <w:t xml:space="preserve">    │        │            ┌─────</w:t>
+      </w:r>
+      <w:r>
+        <w:rPr>
+          <w:rFonts w:ascii="MS Gothic" w:eastAsia="MS Gothic" w:hAnsi="MS Gothic" w:cs="MS Gothic" w:hint="eastAsia"/>
+          <w:b/>
+          <w:bCs/>
+        </w:rPr>
+        <w:t>┴</w:t>
+      </w:r>
+      <w:r>
+        <w:rPr>
+          <w:rFonts w:ascii="Aptos" w:hAnsi="Aptos" w:cs="Aptos"/>
+          <w:b/>
+          <w:bCs/>
+        </w:rPr>
+        <w:t>─────┐</w:t>
+      </w:r>
+    </w:p>
+    <w:p>
+      <w:pPr>
+        <w:rPr>
+          <w:b/>
+          <w:bCs/>
+        </w:rPr>
+      </w:pPr>
+      <w:r>
+        <w:rPr>
+          <w:b/>
+          <w:bCs/>
+        </w:rPr>
+        <w:t xml:space="preserve">    │        │            │           │</w:t>
+      </w:r>
+    </w:p>
+    <w:p>
+      <w:pPr>
+        <w:rPr>
+          <w:b/>
+          <w:bCs/>
+        </w:rPr>
+      </w:pPr>
+      <w:r>
+        <w:rPr>
+          <w:b/>
+          <w:bCs/>
+        </w:rPr>
+        <w:t xml:space="preserve">    │        │         Warning      Fault</w:t>
+      </w:r>
+    </w:p>
+    <w:p>
+      <w:pPr>
+        <w:rPr>
+          <w:b/>
+          <w:bCs/>
+        </w:rPr>
+      </w:pPr>
+      <w:r>
+        <w:rPr>
+          <w:b/>
+          <w:bCs/>
+        </w:rPr>
+        <w:t xml:space="preserve">    │        │                        │</w:t>
+      </w:r>
+    </w:p>
+    <w:p>
+      <w:pPr>
+        <w:rPr>
+          <w:b/>
+          <w:bCs/>
+        </w:rPr>
+      </w:pPr>
+      <w:r>
+        <w:rPr>
+          <w:b/>
+          <w:bCs/>
+        </w:rPr>
+        <w:t xml:space="preserve">    │        └────────────</w:t>
+      </w:r>
+      <w:r>
+        <w:rPr>
+          <w:rFonts w:ascii="MS Gothic" w:eastAsia="MS Gothic" w:hAnsi="MS Gothic" w:cs="MS Gothic" w:hint="eastAsia"/>
+          <w:b/>
+          <w:bCs/>
+        </w:rPr>
+        <w:t>┬</w:t>
+      </w:r>
+      <w:r>
+        <w:rPr>
+          <w:rFonts w:ascii="Aptos" w:hAnsi="Aptos" w:cs="Aptos"/>
+          <w:b/>
+          <w:bCs/>
+        </w:rPr>
+        <w:t>───────────┘</w:t>
+      </w:r>
+    </w:p>
+    <w:p>
+      <w:pPr>
+        <w:rPr>
+          <w:b/>
+          <w:bCs/>
+        </w:rPr>
+      </w:pPr>
+      <w:r>
+        <w:rPr>
+          <w:b/>
+          <w:bCs/>
+        </w:rPr>
+        <w:lastRenderedPageBreak/>
+        <w:t xml:space="preserve">    │                     </w:t>
+      </w:r>
+      <w:r>
+        <w:rPr>
+          <w:rFonts w:ascii="Arial" w:hAnsi="Arial" w:cs="Arial"/>
+          <w:b/>
+          <w:bCs/>
+        </w:rPr>
+        <w:t>▼</w:t>
+      </w:r>
+    </w:p>
+    <w:p>
+      <w:pPr>
+        <w:rPr>
+          <w:b/>
+          <w:bCs/>
+        </w:rPr>
+      </w:pPr>
+      <w:r>
+        <w:rPr>
+          <w:b/>
+          <w:bCs/>
+        </w:rPr>
+        <w:t xml:space="preserve">    │             UART / RS-485 / CAN</w:t>
+      </w:r>
+    </w:p>
+    <w:p>
+      <w:pPr>
+        <w:rPr>
+          <w:b/>
+          <w:bCs/>
+        </w:rPr>
+      </w:pPr>
+      <w:r>
+        <w:rPr>
+          <w:b/>
+          <w:bCs/>
+        </w:rPr>
+        <w:t xml:space="preserve">    │                     │</w:t>
+      </w:r>
+    </w:p>
+    <w:p>
+      <w:pPr>
+        <w:rPr>
+          <w:b/>
+          <w:bCs/>
+        </w:rPr>
+      </w:pPr>
+      <w:r>
+        <w:rPr>
+          <w:b/>
+          <w:bCs/>
+        </w:rPr>
+        <w:t xml:space="preserve">    │                     </w:t>
+      </w:r>
+      <w:r>
+        <w:rPr>
+          <w:rFonts w:ascii="Arial" w:hAnsi="Arial" w:cs="Arial"/>
+          <w:b/>
+          <w:bCs/>
+        </w:rPr>
+        <w:t>▼</w:t>
+      </w:r>
+    </w:p>
+    <w:p>
+      <w:pPr>
+        <w:rPr>
+          <w:b/>
+          <w:bCs/>
+        </w:rPr>
+      </w:pPr>
+      <w:r>
+        <w:rPr>
+          <w:b/>
+          <w:bCs/>
+        </w:rPr>
+        <w:t xml:space="preserve">    │              PC / MATLAB</w:t>
+      </w:r>
+    </w:p>
+    <w:p>
+      <w:pPr>
+        <w:rPr>
+          <w:b/>
+          <w:bCs/>
+        </w:rPr>
+      </w:pPr>
+      <w:r>
+        <w:rPr>
+          <w:b/>
+          <w:bCs/>
+        </w:rPr>
+        <w:t xml:space="preserve">    │</w:t>
+      </w:r>
+    </w:p>
+    <w:p>
+      <w:pPr>
+        <w:rPr>
+          <w:b/>
+          <w:bCs/>
+        </w:rPr>
+      </w:pPr>
+      <w:r>
+        <w:rPr>
+          <w:b/>
+          <w:bCs/>
+        </w:rPr>
+        <w:t xml:space="preserve">    └── Future protection switch / MOSFET</w:t>
+      </w:r>
+    </w:p>
+    <w:p>
+      <w:pPr>
+        <w:rPr>
+          <w:b/>
+          <w:bCs/>
+        </w:rPr>
+      </w:pPr>
+      <w:r>
+        <w:rPr>
+          <w:b/>
+          <w:bCs/>
+        </w:rPr>
+        <w:pict w14:anchorId="3E86522B">
+          <v:rect id="_x0000_i1120" style="width:0;height:1.5pt" o:hralign="center" o:hrstd="t" o:hr="t" fillcolor="#a0a0a0" stroked="f"/>
         </w:pict>
       </w:r>
     </w:p>
@@ -309,179 +1076,6 @@
           <w:b/>
           <w:bCs/>
         </w:rPr>
-        <w:t>3. System Boundary</w:t>
-      </w:r>
-    </w:p>
-    <w:p>
-      <w:r>
-        <w:t>The measurement chain is:</w:t>
-      </w:r>
-    </w:p>
-    <w:p>
-      <w:r>
-        <w:t>Electrical load current</w:t>
-      </w:r>
-    </w:p>
-    <w:p>
-      <w:r>
-        <w:t xml:space="preserve">        ↓</w:t>
-      </w:r>
-    </w:p>
-    <w:p>
-      <w:r>
-        <w:t>Allegro ACS724</w:t>
-      </w:r>
-    </w:p>
-    <w:p>
-      <w:r>
-        <w:t xml:space="preserve">        ↓</w:t>
-      </w:r>
-    </w:p>
-    <w:p>
-      <w:r>
-        <w:t>Analog protection / conditioning</w:t>
-      </w:r>
-    </w:p>
-    <w:p>
-      <w:r>
-        <w:t xml:space="preserve">        ↓</w:t>
-      </w:r>
-    </w:p>
-    <w:p>
-      <w:r>
-        <w:t>Anti-alias low-pass filter</w:t>
-      </w:r>
-    </w:p>
-    <w:p>
-      <w:r>
-        <w:t xml:space="preserve">        ↓</w:t>
-      </w:r>
-    </w:p>
-    <w:p>
-      <w:r>
-        <w:t>MCU ADC</w:t>
-      </w:r>
-    </w:p>
-    <w:p>
-      <w:r>
-        <w:t xml:space="preserve">        ↓</w:t>
-      </w:r>
-    </w:p>
-    <w:p>
-      <w:r>
-        <w:t>Calibration</w:t>
-      </w:r>
-    </w:p>
-    <w:p>
-      <w:r>
-        <w:t xml:space="preserve">        ↓</w:t>
-      </w:r>
-    </w:p>
-    <w:p>
-      <w:r>
-        <w:t>Current in amperes</w:t>
-      </w:r>
-    </w:p>
-    <w:p>
-      <w:r>
-        <w:t xml:space="preserve">        ↓</w:t>
-      </w:r>
-    </w:p>
-    <w:p>
-      <w:r>
-        <w:t>UART / RS-485 / CAN</w:t>
-      </w:r>
-    </w:p>
-    <w:p>
-      <w:r>
-        <w:t xml:space="preserve">        ↓</w:t>
-      </w:r>
-    </w:p>
-    <w:p>
-      <w:r>
-        <w:t>PC / controller</w:t>
-      </w:r>
-    </w:p>
-    <w:p>
-      <w:r>
-        <w:t xml:space="preserve">        ↓</w:t>
-      </w:r>
-    </w:p>
-    <w:p>
-      <w:r>
-        <w:t>MATLAB analysis</w:t>
-      </w:r>
-    </w:p>
-    <w:p>
-      <w:r>
-        <w:lastRenderedPageBreak/>
-        <w:t>Power-development path:</w:t>
-      </w:r>
-    </w:p>
-    <w:p>
-      <w:r>
-        <w:t>External DC supply</w:t>
-      </w:r>
-    </w:p>
-    <w:p>
-      <w:r>
-        <w:t xml:space="preserve">       ↓</w:t>
-      </w:r>
-    </w:p>
-    <w:p>
-      <w:r>
-        <w:t>Input protection</w:t>
-      </w:r>
-    </w:p>
-    <w:p>
-      <w:r>
-        <w:t xml:space="preserve">       ↓</w:t>
-      </w:r>
-    </w:p>
-    <w:p>
-      <w:r>
-        <w:t>Voltage regulation</w:t>
-      </w:r>
-    </w:p>
-    <w:p>
-      <w:r>
-        <w:t xml:space="preserve">       ↓</w:t>
-      </w:r>
-    </w:p>
-    <w:p>
-      <w:r>
-        <w:t>Filtering / decoupling</w:t>
-      </w:r>
-    </w:p>
-    <w:p>
-      <w:r>
-        <w:t xml:space="preserve">       ↓</w:t>
-      </w:r>
-    </w:p>
-    <w:p>
-      <w:r>
-        <w:t>Sensor + analog electronics + MCU</w:t>
-      </w:r>
-    </w:p>
-    <w:p>
-      <w:r>
-        <w:pict w14:anchorId="3610035D">
-          <v:rect id="_x0000_i1082" style="width:0;height:1.5pt" o:hralign="center" o:hrstd="t" o:hr="t" fillcolor="#a0a0a0" stroked="f"/>
-        </w:pict>
-      </w:r>
-    </w:p>
-    <w:p>
-      <w:pPr>
-        <w:rPr>
-          <w:b/>
-          <w:bCs/>
-        </w:rPr>
-      </w:pPr>
-      <w:r>
-        <w:rPr>
-          <w:b/>
-          <w:bCs/>
-        </w:rPr>
         <w:t>4. Fixed Hardware Constraints</w:t>
       </w:r>
     </w:p>
@@ -497,165 +1091,421 @@
           <w:b/>
           <w:bCs/>
         </w:rPr>
-        <w:t>Sensor</w:t>
-      </w:r>
-    </w:p>
-    <w:p>
-      <w:r>
-        <w:rPr>
-          <w:b/>
-          <w:bCs/>
-        </w:rPr>
-        <w:t>Device:</w:t>
-      </w:r>
-      <w:r>
-        <w:t xml:space="preserve"> Pololu #4048 / Allegro ACS724LLCTR-05AU</w:t>
-      </w:r>
-    </w:p>
-    <w:p>
-      <w:r>
-        <w:t>Nominal characteristics:</w:t>
+        <w:t>4.1 Current Sensor</w:t>
+      </w:r>
+    </w:p>
+    <w:p>
+      <w:pPr>
+        <w:rPr>
+          <w:b/>
+          <w:bCs/>
+        </w:rPr>
+      </w:pPr>
+      <w:r>
+        <w:rPr>
+          <w:b/>
+          <w:bCs/>
+        </w:rPr>
+        <w:t>Selected hardware:</w:t>
+      </w:r>
+    </w:p>
+    <w:p>
+      <w:pPr>
+        <w:rPr>
+          <w:b/>
+          <w:bCs/>
+        </w:rPr>
+      </w:pPr>
+      <w:proofErr w:type="spellStart"/>
+      <w:r>
+        <w:rPr>
+          <w:b/>
+          <w:bCs/>
+        </w:rPr>
+        <w:t>Pololu</w:t>
+      </w:r>
+      <w:proofErr w:type="spellEnd"/>
+      <w:r>
+        <w:rPr>
+          <w:b/>
+          <w:bCs/>
+        </w:rPr>
+        <w:t xml:space="preserve"> #4048 / Allegro ACS724LLCTR-05AU</w:t>
+      </w:r>
+    </w:p>
+    <w:p>
+      <w:pPr>
+        <w:rPr>
+          <w:b/>
+          <w:bCs/>
+        </w:rPr>
+      </w:pPr>
+      <w:r>
+        <w:rPr>
+          <w:b/>
+          <w:bCs/>
+        </w:rPr>
+        <w:t>The selected device establishes:</w:t>
       </w:r>
     </w:p>
     <w:p>
       <w:pPr>
         <w:numPr>
           <w:ilvl w:val="0"/>
-          <w:numId w:val="2"/>
+          <w:numId w:val="8"/>
         </w:numPr>
-      </w:pPr>
-      <w:r>
-        <w:t>Measurement direction: unidirectional</w:t>
+        <w:rPr>
+          <w:b/>
+          <w:bCs/>
+        </w:rPr>
+      </w:pPr>
+      <w:r>
+        <w:rPr>
+          <w:b/>
+          <w:bCs/>
+        </w:rPr>
+        <w:t>current measurement range: 0–5 A</w:t>
       </w:r>
     </w:p>
     <w:p>
       <w:pPr>
         <w:numPr>
           <w:ilvl w:val="0"/>
-          <w:numId w:val="2"/>
+          <w:numId w:val="8"/>
         </w:numPr>
-      </w:pPr>
-      <w:r>
-        <w:t>Current range: 0–5 A</w:t>
+        <w:rPr>
+          <w:b/>
+          <w:bCs/>
+        </w:rPr>
+      </w:pPr>
+      <w:r>
+        <w:rPr>
+          <w:b/>
+          <w:bCs/>
+        </w:rPr>
+        <w:t>measurement direction: unidirectional</w:t>
       </w:r>
     </w:p>
     <w:p>
       <w:pPr>
         <w:numPr>
           <w:ilvl w:val="0"/>
-          <w:numId w:val="2"/>
+          <w:numId w:val="8"/>
         </w:numPr>
-      </w:pPr>
-      <w:r>
-        <w:t>Supply: 4.5–5.5 V</w:t>
+        <w:rPr>
+          <w:b/>
+          <w:bCs/>
+        </w:rPr>
+      </w:pPr>
+      <w:r>
+        <w:rPr>
+          <w:b/>
+          <w:bCs/>
+        </w:rPr>
+        <w:t>sensor supply: approximately 5 V</w:t>
       </w:r>
     </w:p>
     <w:p>
       <w:pPr>
         <w:numPr>
           <w:ilvl w:val="0"/>
-          <w:numId w:val="2"/>
+          <w:numId w:val="8"/>
         </w:numPr>
-      </w:pPr>
-      <w:r>
-        <w:t>Nominal supply: 5.0 V</w:t>
+        <w:rPr>
+          <w:b/>
+          <w:bCs/>
+        </w:rPr>
+      </w:pPr>
+      <w:r>
+        <w:rPr>
+          <w:b/>
+          <w:bCs/>
+        </w:rPr>
+        <w:t>analog sensor output</w:t>
       </w:r>
     </w:p>
     <w:p>
       <w:pPr>
         <w:numPr>
           <w:ilvl w:val="0"/>
-          <w:numId w:val="2"/>
+          <w:numId w:val="8"/>
         </w:numPr>
-      </w:pPr>
-      <w:r>
-        <w:t>Sensitivity at 5 V: 800 mV/A</w:t>
+        <w:rPr>
+          <w:b/>
+          <w:bCs/>
+        </w:rPr>
+      </w:pPr>
+      <w:r>
+        <w:rPr>
+          <w:b/>
+          <w:bCs/>
+        </w:rPr>
+        <w:t>galvanically isolated Hall-effect current measurement</w:t>
+      </w:r>
+    </w:p>
+    <w:p>
+      <w:pPr>
+        <w:rPr>
+          <w:b/>
+          <w:bCs/>
+        </w:rPr>
+      </w:pPr>
+      <w:r>
+        <w:rPr>
+          <w:b/>
+          <w:bCs/>
+        </w:rPr>
+        <w:t>The 0–5 A range is therefore a hardware constraint rather than an arbitrary system requirement.</w:t>
+      </w:r>
+    </w:p>
+    <w:p>
+      <w:pPr>
+        <w:rPr>
+          <w:b/>
+          <w:bCs/>
+        </w:rPr>
+      </w:pPr>
+      <w:r>
+        <w:rPr>
+          <w:b/>
+          <w:bCs/>
+        </w:rPr>
+        <w:t>4.2 Controller</w:t>
+      </w:r>
+    </w:p>
+    <w:p>
+      <w:pPr>
+        <w:rPr>
+          <w:b/>
+          <w:bCs/>
+        </w:rPr>
+      </w:pPr>
+      <w:r>
+        <w:rPr>
+          <w:b/>
+          <w:bCs/>
+        </w:rPr>
+        <w:t>Selected controller:</w:t>
+      </w:r>
+    </w:p>
+    <w:p>
+      <w:pPr>
+        <w:rPr>
+          <w:b/>
+          <w:bCs/>
+        </w:rPr>
+      </w:pPr>
+      <w:r>
+        <w:rPr>
+          <w:b/>
+          <w:bCs/>
+        </w:rPr>
+        <w:t xml:space="preserve">Arduino UNO R4 </w:t>
+      </w:r>
+      <w:proofErr w:type="spellStart"/>
+      <w:r>
+        <w:rPr>
+          <w:b/>
+          <w:bCs/>
+        </w:rPr>
+        <w:t>WiFi</w:t>
+      </w:r>
+      <w:proofErr w:type="spellEnd"/>
+    </w:p>
+    <w:p>
+      <w:pPr>
+        <w:rPr>
+          <w:b/>
+          <w:bCs/>
+        </w:rPr>
+      </w:pPr>
+      <w:r>
+        <w:rPr>
+          <w:b/>
+          <w:bCs/>
+        </w:rPr>
+        <w:t>The MCU will initially perform:</w:t>
       </w:r>
     </w:p>
     <w:p>
       <w:pPr>
         <w:numPr>
           <w:ilvl w:val="0"/>
-          <w:numId w:val="2"/>
+          <w:numId w:val="9"/>
         </w:numPr>
-      </w:pPr>
-      <w:r>
-        <w:t>Nominal zero-current output at 5 V: 0.5 V</w:t>
+        <w:rPr>
+          <w:b/>
+          <w:bCs/>
+        </w:rPr>
+      </w:pPr>
+      <w:r>
+        <w:rPr>
+          <w:b/>
+          <w:bCs/>
+        </w:rPr>
+        <w:t>ADC acquisition</w:t>
       </w:r>
     </w:p>
     <w:p>
       <w:pPr>
         <w:numPr>
           <w:ilvl w:val="0"/>
-          <w:numId w:val="2"/>
+          <w:numId w:val="9"/>
         </w:numPr>
-      </w:pPr>
-      <w:r>
-        <w:t>Native sensor bandwidth: 120 kHz</w:t>
+        <w:rPr>
+          <w:b/>
+          <w:bCs/>
+        </w:rPr>
+      </w:pPr>
+      <w:r>
+        <w:rPr>
+          <w:b/>
+          <w:bCs/>
+        </w:rPr>
+        <w:t>timing</w:t>
       </w:r>
     </w:p>
     <w:p>
       <w:pPr>
         <w:numPr>
           <w:ilvl w:val="0"/>
-          <w:numId w:val="2"/>
+          <w:numId w:val="9"/>
         </w:numPr>
-      </w:pPr>
-      <w:r>
-        <w:t>Approximate Pololu carrier bandwidth: 90 kHz</w:t>
+        <w:rPr>
+          <w:b/>
+          <w:bCs/>
+        </w:rPr>
+      </w:pPr>
+      <w:r>
+        <w:rPr>
+          <w:b/>
+          <w:bCs/>
+        </w:rPr>
+        <w:lastRenderedPageBreak/>
+        <w:t>filtering/processing</w:t>
       </w:r>
     </w:p>
     <w:p>
       <w:pPr>
         <w:numPr>
           <w:ilvl w:val="0"/>
-          <w:numId w:val="2"/>
+          <w:numId w:val="9"/>
         </w:numPr>
-      </w:pPr>
-      <w:r>
-        <w:t>Hall-effect isolated current measurement</w:t>
-      </w:r>
-    </w:p>
-    <w:p>
-      <w:r>
-        <w:t>Nominal transfer relationship:</w:t>
-      </w:r>
-    </w:p>
-    <w:p>
-      <w:r>
-        <w:lastRenderedPageBreak/>
-        <w:t>[</w:t>
-      </w:r>
-      <w:r>
-        <w:br/>
-        <w:t>V_{OUT}=V_{ZERO}+S I</w:t>
-      </w:r>
-      <w:r>
-        <w:br/>
-        <w:t>]</w:t>
-      </w:r>
-    </w:p>
-    <w:p>
-      <w:r>
-        <w:t>At 5 V nominally:</w:t>
-      </w:r>
-    </w:p>
-    <w:p>
-      <w:r>
-        <w:t>[</w:t>
-      </w:r>
-      <w:r>
-        <w:br/>
-        <w:t>V_{OUT}=0.5+0.8I</w:t>
-      </w:r>
-      <w:r>
-        <w:br/>
-        <w:t>]</w:t>
-      </w:r>
-    </w:p>
-    <w:p>
-      <w:r>
-        <w:t>Therefore:</w:t>
+        <w:rPr>
+          <w:b/>
+          <w:bCs/>
+        </w:rPr>
+      </w:pPr>
+      <w:r>
+        <w:rPr>
+          <w:b/>
+          <w:bCs/>
+        </w:rPr>
+        <w:t>calibration</w:t>
+      </w:r>
+    </w:p>
+    <w:p>
+      <w:pPr>
+        <w:numPr>
+          <w:ilvl w:val="0"/>
+          <w:numId w:val="9"/>
+        </w:numPr>
+        <w:rPr>
+          <w:b/>
+          <w:bCs/>
+        </w:rPr>
+      </w:pPr>
+      <w:r>
+        <w:rPr>
+          <w:b/>
+          <w:bCs/>
+        </w:rPr>
+        <w:t>fault detection</w:t>
+      </w:r>
+    </w:p>
+    <w:p>
+      <w:pPr>
+        <w:numPr>
+          <w:ilvl w:val="0"/>
+          <w:numId w:val="9"/>
+        </w:numPr>
+        <w:rPr>
+          <w:b/>
+          <w:bCs/>
+        </w:rPr>
+      </w:pPr>
+      <w:r>
+        <w:rPr>
+          <w:b/>
+          <w:bCs/>
+        </w:rPr>
+        <w:t>UART diagnostics</w:t>
+      </w:r>
+    </w:p>
+    <w:p>
+      <w:pPr>
+        <w:numPr>
+          <w:ilvl w:val="0"/>
+          <w:numId w:val="9"/>
+        </w:numPr>
+        <w:rPr>
+          <w:b/>
+          <w:bCs/>
+        </w:rPr>
+      </w:pPr>
+      <w:r>
+        <w:rPr>
+          <w:b/>
+          <w:bCs/>
+        </w:rPr>
+        <w:t>CAN communication</w:t>
+      </w:r>
+    </w:p>
+    <w:p>
+      <w:pPr>
+        <w:rPr>
+          <w:b/>
+          <w:bCs/>
+        </w:rPr>
+      </w:pPr>
+      <w:r>
+        <w:rPr>
+          <w:b/>
+          <w:bCs/>
+        </w:rPr>
+        <w:t>RS-485 will use an external transceiver.</w:t>
+      </w:r>
+    </w:p>
+    <w:p>
+      <w:pPr>
+        <w:rPr>
+          <w:b/>
+          <w:bCs/>
+        </w:rPr>
+      </w:pPr>
+      <w:r>
+        <w:rPr>
+          <w:b/>
+          <w:bCs/>
+        </w:rPr>
+        <w:pict w14:anchorId="420AFF22">
+          <v:rect id="_x0000_i1121" style="width:0;height:1.5pt" o:hralign="center" o:hrstd="t" o:hr="t" fillcolor="#a0a0a0" stroked="f"/>
+        </w:pict>
+      </w:r>
+    </w:p>
+    <w:p>
+      <w:pPr>
+        <w:rPr>
+          <w:b/>
+          <w:bCs/>
+        </w:rPr>
+      </w:pPr>
+      <w:r>
+        <w:rPr>
+          <w:b/>
+          <w:bCs/>
+        </w:rPr>
+        <w:t>5. Functional Requirements</w:t>
       </w:r>
     </w:p>
     <w:tbl>
@@ -671,8 +1521,8 @@
         <w:tblLook w:val="04A0" w:firstRow="1" w:lastRow="0" w:firstColumn="1" w:lastColumn="0" w:noHBand="0" w:noVBand="1"/>
       </w:tblPr>
       <w:tblGrid>
-        <w:gridCol w:w="917"/>
-        <w:gridCol w:w="2188"/>
+        <w:gridCol w:w="764"/>
+        <w:gridCol w:w="8596"/>
       </w:tblGrid>
       <w:tr>
         <w:trPr>
@@ -697,7 +1547,7 @@
                 <w:b/>
                 <w:bCs/>
               </w:rPr>
-              <w:t>Current</w:t>
+              <w:t>ID</w:t>
             </w:r>
           </w:p>
         </w:tc>
@@ -719,7 +1569,7 @@
                 <w:b/>
                 <w:bCs/>
               </w:rPr>
-              <w:t>Ideal sensor output</w:t>
+              <w:t>Requirement</w:t>
             </w:r>
           </w:p>
         </w:tc>
@@ -735,8 +1585,18 @@
             <w:hideMark/>
           </w:tcPr>
           <w:p>
-            <w:r>
-              <w:t>0 A</w:t>
+            <w:pPr>
+              <w:rPr>
+                <w:b/>
+                <w:bCs/>
+              </w:rPr>
+            </w:pPr>
+            <w:r>
+              <w:rPr>
+                <w:b/>
+                <w:bCs/>
+              </w:rPr>
+              <w:t>FR-001</w:t>
             </w:r>
           </w:p>
         </w:tc>
@@ -747,8 +1607,18 @@
             <w:hideMark/>
           </w:tcPr>
           <w:p>
-            <w:r>
-              <w:t>0.5 V</w:t>
+            <w:pPr>
+              <w:rPr>
+                <w:b/>
+                <w:bCs/>
+              </w:rPr>
+            </w:pPr>
+            <w:r>
+              <w:rPr>
+                <w:b/>
+                <w:bCs/>
+              </w:rPr>
+              <w:t>The system shall measure motor/actuator current over the range 0–5 A.</w:t>
             </w:r>
           </w:p>
         </w:tc>
@@ -764,8 +1634,18 @@
             <w:hideMark/>
           </w:tcPr>
           <w:p>
-            <w:r>
-              <w:t>1 A</w:t>
+            <w:pPr>
+              <w:rPr>
+                <w:b/>
+                <w:bCs/>
+              </w:rPr>
+            </w:pPr>
+            <w:r>
+              <w:rPr>
+                <w:b/>
+                <w:bCs/>
+              </w:rPr>
+              <w:t>FR-002</w:t>
             </w:r>
           </w:p>
         </w:tc>
@@ -776,8 +1656,18 @@
             <w:hideMark/>
           </w:tcPr>
           <w:p>
-            <w:r>
-              <w:t>1.3 V</w:t>
+            <w:pPr>
+              <w:rPr>
+                <w:b/>
+                <w:bCs/>
+              </w:rPr>
+            </w:pPr>
+            <w:r>
+              <w:rPr>
+                <w:b/>
+                <w:bCs/>
+              </w:rPr>
+              <w:t>The system shall convert the raw sensor voltage into current expressed in amperes.</w:t>
             </w:r>
           </w:p>
         </w:tc>
@@ -793,8 +1683,18 @@
             <w:hideMark/>
           </w:tcPr>
           <w:p>
-            <w:r>
-              <w:t>2 A</w:t>
+            <w:pPr>
+              <w:rPr>
+                <w:b/>
+                <w:bCs/>
+              </w:rPr>
+            </w:pPr>
+            <w:r>
+              <w:rPr>
+                <w:b/>
+                <w:bCs/>
+              </w:rPr>
+              <w:t>FR-003</w:t>
             </w:r>
           </w:p>
         </w:tc>
@@ -805,8 +1705,18 @@
             <w:hideMark/>
           </w:tcPr>
           <w:p>
-            <w:r>
-              <w:t>2.1 V</w:t>
+            <w:pPr>
+              <w:rPr>
+                <w:b/>
+                <w:bCs/>
+              </w:rPr>
+            </w:pPr>
+            <w:r>
+              <w:rPr>
+                <w:b/>
+                <w:bCs/>
+              </w:rPr>
+              <w:t>The system shall retain access to raw ADC measurements for validation and debugging.</w:t>
             </w:r>
           </w:p>
         </w:tc>
@@ -822,8 +1732,18 @@
             <w:hideMark/>
           </w:tcPr>
           <w:p>
-            <w:r>
-              <w:t>3 A</w:t>
+            <w:pPr>
+              <w:rPr>
+                <w:b/>
+                <w:bCs/>
+              </w:rPr>
+            </w:pPr>
+            <w:r>
+              <w:rPr>
+                <w:b/>
+                <w:bCs/>
+              </w:rPr>
+              <w:t>FR-004</w:t>
             </w:r>
           </w:p>
         </w:tc>
@@ -834,8 +1754,18 @@
             <w:hideMark/>
           </w:tcPr>
           <w:p>
-            <w:r>
-              <w:t>2.9 V</w:t>
+            <w:pPr>
+              <w:rPr>
+                <w:b/>
+                <w:bCs/>
+              </w:rPr>
+            </w:pPr>
+            <w:r>
+              <w:rPr>
+                <w:b/>
+                <w:bCs/>
+              </w:rPr>
+              <w:t>The system shall calculate average current.</w:t>
             </w:r>
           </w:p>
         </w:tc>
@@ -851,8 +1781,18 @@
             <w:hideMark/>
           </w:tcPr>
           <w:p>
-            <w:r>
-              <w:t>4 A</w:t>
+            <w:pPr>
+              <w:rPr>
+                <w:b/>
+                <w:bCs/>
+              </w:rPr>
+            </w:pPr>
+            <w:r>
+              <w:rPr>
+                <w:b/>
+                <w:bCs/>
+              </w:rPr>
+              <w:t>FR-005</w:t>
             </w:r>
           </w:p>
         </w:tc>
@@ -863,8 +1803,18 @@
             <w:hideMark/>
           </w:tcPr>
           <w:p>
-            <w:r>
-              <w:t>3.7 V</w:t>
+            <w:pPr>
+              <w:rPr>
+                <w:b/>
+                <w:bCs/>
+              </w:rPr>
+            </w:pPr>
+            <w:r>
+              <w:rPr>
+                <w:b/>
+                <w:bCs/>
+              </w:rPr>
+              <w:t>The system shall determine peak current.</w:t>
             </w:r>
           </w:p>
         </w:tc>
@@ -880,8 +1830,18 @@
             <w:hideMark/>
           </w:tcPr>
           <w:p>
-            <w:r>
-              <w:t>5 A</w:t>
+            <w:pPr>
+              <w:rPr>
+                <w:b/>
+                <w:bCs/>
+              </w:rPr>
+            </w:pPr>
+            <w:r>
+              <w:rPr>
+                <w:b/>
+                <w:bCs/>
+              </w:rPr>
+              <w:t>FR-006</w:t>
             </w:r>
           </w:p>
         </w:tc>
@@ -892,8 +1852,606 @@
             <w:hideMark/>
           </w:tcPr>
           <w:p>
-            <w:r>
-              <w:t>4.5 V</w:t>
+            <w:pPr>
+              <w:rPr>
+                <w:b/>
+                <w:bCs/>
+              </w:rPr>
+            </w:pPr>
+            <w:r>
+              <w:rPr>
+                <w:b/>
+                <w:bCs/>
+              </w:rPr>
+              <w:t xml:space="preserve">The system shall detect motor startup/inrush </w:t>
+            </w:r>
+            <w:proofErr w:type="spellStart"/>
+            <w:r>
+              <w:rPr>
+                <w:b/>
+                <w:bCs/>
+              </w:rPr>
+              <w:t>behaviour</w:t>
+            </w:r>
+            <w:proofErr w:type="spellEnd"/>
+            <w:r>
+              <w:rPr>
+                <w:b/>
+                <w:bCs/>
+              </w:rPr>
+              <w:t>.</w:t>
+            </w:r>
+          </w:p>
+        </w:tc>
+      </w:tr>
+      <w:tr>
+        <w:trPr>
+          <w:tblCellSpacing w:w="15" w:type="dxa"/>
+        </w:trPr>
+        <w:tc>
+          <w:tcPr>
+            <w:tcW w:w="0" w:type="auto"/>
+            <w:vAlign w:val="center"/>
+            <w:hideMark/>
+          </w:tcPr>
+          <w:p>
+            <w:pPr>
+              <w:rPr>
+                <w:b/>
+                <w:bCs/>
+              </w:rPr>
+            </w:pPr>
+            <w:r>
+              <w:rPr>
+                <w:b/>
+                <w:bCs/>
+              </w:rPr>
+              <w:t>FR-007</w:t>
+            </w:r>
+          </w:p>
+        </w:tc>
+        <w:tc>
+          <w:tcPr>
+            <w:tcW w:w="0" w:type="auto"/>
+            <w:vAlign w:val="center"/>
+            <w:hideMark/>
+          </w:tcPr>
+          <w:p>
+            <w:pPr>
+              <w:rPr>
+                <w:b/>
+                <w:bCs/>
+              </w:rPr>
+            </w:pPr>
+            <w:r>
+              <w:rPr>
+                <w:b/>
+                <w:bCs/>
+              </w:rPr>
+              <w:t>The system shall detect sustained overcurrent.</w:t>
+            </w:r>
+          </w:p>
+        </w:tc>
+      </w:tr>
+      <w:tr>
+        <w:trPr>
+          <w:tblCellSpacing w:w="15" w:type="dxa"/>
+        </w:trPr>
+        <w:tc>
+          <w:tcPr>
+            <w:tcW w:w="0" w:type="auto"/>
+            <w:vAlign w:val="center"/>
+            <w:hideMark/>
+          </w:tcPr>
+          <w:p>
+            <w:pPr>
+              <w:rPr>
+                <w:b/>
+                <w:bCs/>
+              </w:rPr>
+            </w:pPr>
+            <w:r>
+              <w:rPr>
+                <w:b/>
+                <w:bCs/>
+              </w:rPr>
+              <w:t>FR-008</w:t>
+            </w:r>
+          </w:p>
+        </w:tc>
+        <w:tc>
+          <w:tcPr>
+            <w:tcW w:w="0" w:type="auto"/>
+            <w:vAlign w:val="center"/>
+            <w:hideMark/>
+          </w:tcPr>
+          <w:p>
+            <w:pPr>
+              <w:rPr>
+                <w:b/>
+                <w:bCs/>
+              </w:rPr>
+            </w:pPr>
+            <w:r>
+              <w:rPr>
+                <w:b/>
+                <w:bCs/>
+              </w:rPr>
+              <w:t>The system shall detect a motor stall/jam condition.</w:t>
+            </w:r>
+          </w:p>
+        </w:tc>
+      </w:tr>
+      <w:tr>
+        <w:trPr>
+          <w:tblCellSpacing w:w="15" w:type="dxa"/>
+        </w:trPr>
+        <w:tc>
+          <w:tcPr>
+            <w:tcW w:w="0" w:type="auto"/>
+            <w:vAlign w:val="center"/>
+            <w:hideMark/>
+          </w:tcPr>
+          <w:p>
+            <w:pPr>
+              <w:rPr>
+                <w:b/>
+                <w:bCs/>
+              </w:rPr>
+            </w:pPr>
+            <w:r>
+              <w:rPr>
+                <w:b/>
+                <w:bCs/>
+              </w:rPr>
+              <w:t>FR-009</w:t>
+            </w:r>
+          </w:p>
+        </w:tc>
+        <w:tc>
+          <w:tcPr>
+            <w:tcW w:w="0" w:type="auto"/>
+            <w:vAlign w:val="center"/>
+            <w:hideMark/>
+          </w:tcPr>
+          <w:p>
+            <w:pPr>
+              <w:rPr>
+                <w:b/>
+                <w:bCs/>
+              </w:rPr>
+            </w:pPr>
+            <w:r>
+              <w:rPr>
+                <w:b/>
+                <w:bCs/>
+              </w:rPr>
+              <w:t xml:space="preserve">The system </w:t>
+            </w:r>
+            <w:proofErr w:type="gramStart"/>
+            <w:r>
+              <w:rPr>
+                <w:b/>
+                <w:bCs/>
+              </w:rPr>
+              <w:t>shall</w:t>
+            </w:r>
+            <w:proofErr w:type="gramEnd"/>
+            <w:r>
+              <w:rPr>
+                <w:b/>
+                <w:bCs/>
+              </w:rPr>
+              <w:t xml:space="preserve"> provide configurable warning and fault thresholds.</w:t>
+            </w:r>
+          </w:p>
+        </w:tc>
+      </w:tr>
+      <w:tr>
+        <w:trPr>
+          <w:tblCellSpacing w:w="15" w:type="dxa"/>
+        </w:trPr>
+        <w:tc>
+          <w:tcPr>
+            <w:tcW w:w="0" w:type="auto"/>
+            <w:vAlign w:val="center"/>
+            <w:hideMark/>
+          </w:tcPr>
+          <w:p>
+            <w:pPr>
+              <w:rPr>
+                <w:b/>
+                <w:bCs/>
+              </w:rPr>
+            </w:pPr>
+            <w:r>
+              <w:rPr>
+                <w:b/>
+                <w:bCs/>
+              </w:rPr>
+              <w:lastRenderedPageBreak/>
+              <w:t>FR-010</w:t>
+            </w:r>
+          </w:p>
+        </w:tc>
+        <w:tc>
+          <w:tcPr>
+            <w:tcW w:w="0" w:type="auto"/>
+            <w:vAlign w:val="center"/>
+            <w:hideMark/>
+          </w:tcPr>
+          <w:p>
+            <w:pPr>
+              <w:rPr>
+                <w:b/>
+                <w:bCs/>
+              </w:rPr>
+            </w:pPr>
+            <w:r>
+              <w:rPr>
+                <w:b/>
+                <w:bCs/>
+              </w:rPr>
+              <w:t>The system shall timestamp measurement data.</w:t>
+            </w:r>
+          </w:p>
+        </w:tc>
+      </w:tr>
+      <w:tr>
+        <w:trPr>
+          <w:tblCellSpacing w:w="15" w:type="dxa"/>
+        </w:trPr>
+        <w:tc>
+          <w:tcPr>
+            <w:tcW w:w="0" w:type="auto"/>
+            <w:vAlign w:val="center"/>
+            <w:hideMark/>
+          </w:tcPr>
+          <w:p>
+            <w:pPr>
+              <w:rPr>
+                <w:b/>
+                <w:bCs/>
+              </w:rPr>
+            </w:pPr>
+            <w:r>
+              <w:rPr>
+                <w:b/>
+                <w:bCs/>
+              </w:rPr>
+              <w:t>FR-011</w:t>
+            </w:r>
+          </w:p>
+        </w:tc>
+        <w:tc>
+          <w:tcPr>
+            <w:tcW w:w="0" w:type="auto"/>
+            <w:vAlign w:val="center"/>
+            <w:hideMark/>
+          </w:tcPr>
+          <w:p>
+            <w:pPr>
+              <w:rPr>
+                <w:b/>
+                <w:bCs/>
+              </w:rPr>
+            </w:pPr>
+            <w:r>
+              <w:rPr>
+                <w:b/>
+                <w:bCs/>
+              </w:rPr>
+              <w:t>The system shall communicate measurement and diagnostic data through UART.</w:t>
+            </w:r>
+          </w:p>
+        </w:tc>
+      </w:tr>
+      <w:tr>
+        <w:trPr>
+          <w:tblCellSpacing w:w="15" w:type="dxa"/>
+        </w:trPr>
+        <w:tc>
+          <w:tcPr>
+            <w:tcW w:w="0" w:type="auto"/>
+            <w:vAlign w:val="center"/>
+            <w:hideMark/>
+          </w:tcPr>
+          <w:p>
+            <w:pPr>
+              <w:rPr>
+                <w:b/>
+                <w:bCs/>
+              </w:rPr>
+            </w:pPr>
+            <w:r>
+              <w:rPr>
+                <w:b/>
+                <w:bCs/>
+              </w:rPr>
+              <w:t>FR-012</w:t>
+            </w:r>
+          </w:p>
+        </w:tc>
+        <w:tc>
+          <w:tcPr>
+            <w:tcW w:w="0" w:type="auto"/>
+            <w:vAlign w:val="center"/>
+            <w:hideMark/>
+          </w:tcPr>
+          <w:p>
+            <w:pPr>
+              <w:rPr>
+                <w:b/>
+                <w:bCs/>
+              </w:rPr>
+            </w:pPr>
+            <w:r>
+              <w:rPr>
+                <w:b/>
+                <w:bCs/>
+              </w:rPr>
+              <w:t>The final demonstrator shall implement CAN communication.</w:t>
+            </w:r>
+          </w:p>
+        </w:tc>
+      </w:tr>
+      <w:tr>
+        <w:trPr>
+          <w:tblCellSpacing w:w="15" w:type="dxa"/>
+        </w:trPr>
+        <w:tc>
+          <w:tcPr>
+            <w:tcW w:w="0" w:type="auto"/>
+            <w:vAlign w:val="center"/>
+            <w:hideMark/>
+          </w:tcPr>
+          <w:p>
+            <w:pPr>
+              <w:rPr>
+                <w:b/>
+                <w:bCs/>
+              </w:rPr>
+            </w:pPr>
+            <w:r>
+              <w:rPr>
+                <w:b/>
+                <w:bCs/>
+              </w:rPr>
+              <w:t>FR-013</w:t>
+            </w:r>
+          </w:p>
+        </w:tc>
+        <w:tc>
+          <w:tcPr>
+            <w:tcW w:w="0" w:type="auto"/>
+            <w:vAlign w:val="center"/>
+            <w:hideMark/>
+          </w:tcPr>
+          <w:p>
+            <w:pPr>
+              <w:rPr>
+                <w:b/>
+                <w:bCs/>
+              </w:rPr>
+            </w:pPr>
+            <w:r>
+              <w:rPr>
+                <w:b/>
+                <w:bCs/>
+              </w:rPr>
+              <w:t xml:space="preserve">RS-485 shall be implemented as an additional </w:t>
+            </w:r>
+            <w:proofErr w:type="gramStart"/>
+            <w:r>
+              <w:rPr>
+                <w:b/>
+                <w:bCs/>
+              </w:rPr>
+              <w:t>industrial-interface</w:t>
+            </w:r>
+            <w:proofErr w:type="gramEnd"/>
+            <w:r>
+              <w:rPr>
+                <w:b/>
+                <w:bCs/>
+              </w:rPr>
+              <w:t xml:space="preserve"> experiment.</w:t>
+            </w:r>
+          </w:p>
+        </w:tc>
+      </w:tr>
+      <w:tr>
+        <w:trPr>
+          <w:tblCellSpacing w:w="15" w:type="dxa"/>
+        </w:trPr>
+        <w:tc>
+          <w:tcPr>
+            <w:tcW w:w="0" w:type="auto"/>
+            <w:vAlign w:val="center"/>
+            <w:hideMark/>
+          </w:tcPr>
+          <w:p>
+            <w:pPr>
+              <w:rPr>
+                <w:b/>
+                <w:bCs/>
+              </w:rPr>
+            </w:pPr>
+            <w:r>
+              <w:rPr>
+                <w:b/>
+                <w:bCs/>
+              </w:rPr>
+              <w:t>FR-014</w:t>
+            </w:r>
+          </w:p>
+        </w:tc>
+        <w:tc>
+          <w:tcPr>
+            <w:tcW w:w="0" w:type="auto"/>
+            <w:vAlign w:val="center"/>
+            <w:hideMark/>
+          </w:tcPr>
+          <w:p>
+            <w:pPr>
+              <w:rPr>
+                <w:b/>
+                <w:bCs/>
+              </w:rPr>
+            </w:pPr>
+            <w:r>
+              <w:rPr>
+                <w:b/>
+                <w:bCs/>
+              </w:rPr>
+              <w:t>The system shall provide a diagnostic state such as NORMAL, WARNING or FAULT.</w:t>
+            </w:r>
+          </w:p>
+        </w:tc>
+      </w:tr>
+      <w:tr>
+        <w:trPr>
+          <w:tblCellSpacing w:w="15" w:type="dxa"/>
+        </w:trPr>
+        <w:tc>
+          <w:tcPr>
+            <w:tcW w:w="0" w:type="auto"/>
+            <w:vAlign w:val="center"/>
+            <w:hideMark/>
+          </w:tcPr>
+          <w:p>
+            <w:pPr>
+              <w:rPr>
+                <w:b/>
+                <w:bCs/>
+              </w:rPr>
+            </w:pPr>
+            <w:r>
+              <w:rPr>
+                <w:b/>
+                <w:bCs/>
+              </w:rPr>
+              <w:t>FR-015</w:t>
+            </w:r>
+          </w:p>
+        </w:tc>
+        <w:tc>
+          <w:tcPr>
+            <w:tcW w:w="0" w:type="auto"/>
+            <w:vAlign w:val="center"/>
+            <w:hideMark/>
+          </w:tcPr>
+          <w:p>
+            <w:pPr>
+              <w:rPr>
+                <w:b/>
+                <w:bCs/>
+              </w:rPr>
+            </w:pPr>
+            <w:r>
+              <w:rPr>
+                <w:b/>
+                <w:bCs/>
+              </w:rPr>
+              <w:t>The system shall support offset and gain calibration.</w:t>
+            </w:r>
+          </w:p>
+        </w:tc>
+      </w:tr>
+      <w:tr>
+        <w:trPr>
+          <w:tblCellSpacing w:w="15" w:type="dxa"/>
+        </w:trPr>
+        <w:tc>
+          <w:tcPr>
+            <w:tcW w:w="0" w:type="auto"/>
+            <w:vAlign w:val="center"/>
+            <w:hideMark/>
+          </w:tcPr>
+          <w:p>
+            <w:pPr>
+              <w:rPr>
+                <w:b/>
+                <w:bCs/>
+              </w:rPr>
+            </w:pPr>
+            <w:r>
+              <w:rPr>
+                <w:b/>
+                <w:bCs/>
+              </w:rPr>
+              <w:t>FR-016</w:t>
+            </w:r>
+          </w:p>
+        </w:tc>
+        <w:tc>
+          <w:tcPr>
+            <w:tcW w:w="0" w:type="auto"/>
+            <w:vAlign w:val="center"/>
+            <w:hideMark/>
+          </w:tcPr>
+          <w:p>
+            <w:pPr>
+              <w:rPr>
+                <w:b/>
+                <w:bCs/>
+              </w:rPr>
+            </w:pPr>
+            <w:r>
+              <w:rPr>
+                <w:b/>
+                <w:bCs/>
+              </w:rPr>
+              <w:t>Measurement data shall be exportable for MATLAB analysis.</w:t>
+            </w:r>
+          </w:p>
+        </w:tc>
+      </w:tr>
+      <w:tr>
+        <w:trPr>
+          <w:tblCellSpacing w:w="15" w:type="dxa"/>
+        </w:trPr>
+        <w:tc>
+          <w:tcPr>
+            <w:tcW w:w="0" w:type="auto"/>
+            <w:vAlign w:val="center"/>
+            <w:hideMark/>
+          </w:tcPr>
+          <w:p>
+            <w:pPr>
+              <w:rPr>
+                <w:b/>
+                <w:bCs/>
+              </w:rPr>
+            </w:pPr>
+            <w:r>
+              <w:rPr>
+                <w:b/>
+                <w:bCs/>
+              </w:rPr>
+              <w:t>FR-017</w:t>
+            </w:r>
+          </w:p>
+        </w:tc>
+        <w:tc>
+          <w:tcPr>
+            <w:tcW w:w="0" w:type="auto"/>
+            <w:vAlign w:val="center"/>
+            <w:hideMark/>
+          </w:tcPr>
+          <w:p>
+            <w:pPr>
+              <w:rPr>
+                <w:b/>
+                <w:bCs/>
+              </w:rPr>
+            </w:pPr>
+            <w:r>
+              <w:rPr>
+                <w:b/>
+                <w:bCs/>
+              </w:rPr>
+              <w:t>A later revision shall provide an actuator shutdown output when a critical fault is detected.</w:t>
             </w:r>
           </w:p>
         </w:tc>
@@ -911,104 +2469,8 @@
           <w:b/>
           <w:bCs/>
         </w:rPr>
-        <w:t>Controller</w:t>
-      </w:r>
-    </w:p>
-    <w:p>
-      <w:r>
-        <w:rPr>
-          <w:b/>
-          <w:bCs/>
-        </w:rPr>
-        <w:t>Arduino UNO R4 WiFi</w:t>
-      </w:r>
-    </w:p>
-    <w:p>
-      <w:r>
-        <w:t>Relevant resources:</w:t>
-      </w:r>
-    </w:p>
-    <w:p>
-      <w:pPr>
-        <w:numPr>
-          <w:ilvl w:val="0"/>
-          <w:numId w:val="3"/>
-        </w:numPr>
-      </w:pPr>
-      <w:r>
-        <w:t>5 V RA4M1 MCU</w:t>
-      </w:r>
-    </w:p>
-    <w:p>
-      <w:pPr>
-        <w:numPr>
-          <w:ilvl w:val="0"/>
-          <w:numId w:val="3"/>
-        </w:numPr>
-      </w:pPr>
-      <w:r>
-        <w:t>14-bit ADC capability</w:t>
-      </w:r>
-    </w:p>
-    <w:p>
-      <w:pPr>
-        <w:numPr>
-          <w:ilvl w:val="0"/>
-          <w:numId w:val="3"/>
-        </w:numPr>
-      </w:pPr>
-      <w:r>
-        <w:t>UART</w:t>
-      </w:r>
-    </w:p>
-    <w:p>
-      <w:pPr>
-        <w:numPr>
-          <w:ilvl w:val="0"/>
-          <w:numId w:val="3"/>
-        </w:numPr>
-      </w:pPr>
-      <w:r>
-        <w:t>CAN controller</w:t>
-      </w:r>
-    </w:p>
-    <w:p>
-      <w:pPr>
-        <w:numPr>
-          <w:ilvl w:val="0"/>
-          <w:numId w:val="3"/>
-        </w:numPr>
-      </w:pPr>
-      <w:r>
-        <w:t>timers</w:t>
-      </w:r>
-    </w:p>
-    <w:p>
-      <w:pPr>
-        <w:numPr>
-          <w:ilvl w:val="0"/>
-          <w:numId w:val="3"/>
-        </w:numPr>
-      </w:pPr>
-      <w:r>
-        <w:t>DAC</w:t>
-      </w:r>
-    </w:p>
-    <w:p>
-      <w:pPr>
-        <w:numPr>
-          <w:ilvl w:val="0"/>
-          <w:numId w:val="3"/>
-        </w:numPr>
-      </w:pPr>
-      <w:r>
-        <w:t>48 MHz Cortex-M4 MCU</w:t>
-      </w:r>
-    </w:p>
-    <w:p>
-      <w:r>
-        <w:pict w14:anchorId="1F5DD264">
-          <v:rect id="_x0000_i1083" style="width:0;height:1.5pt" o:hralign="center" o:hrstd="t" o:hr="t" fillcolor="#a0a0a0" stroked="f"/>
+        <w:pict w14:anchorId="3AEA8814">
+          <v:rect id="_x0000_i1122" style="width:0;height:1.5pt" o:hralign="center" o:hrstd="t" o:hr="t" fillcolor="#a0a0a0" stroked="f"/>
         </w:pict>
       </w:r>
     </w:p>
@@ -1024,23 +2486,22 @@
           <w:b/>
           <w:bCs/>
         </w:rPr>
-        <w:lastRenderedPageBreak/>
-        <w:t>5. Preliminary System Requirements</w:t>
-      </w:r>
-    </w:p>
-    <w:p>
-      <w:r>
-        <w:t xml:space="preserve">Requirements use the word </w:t>
-      </w:r>
-      <w:r>
-        <w:rPr>
-          <w:b/>
-          <w:bCs/>
-        </w:rPr>
-        <w:t>shall</w:t>
-      </w:r>
-      <w:r>
-        <w:t xml:space="preserve"> when they are intended to become verifiable engineering requirements.</w:t>
+        <w:t>6. Preliminary Performance Requirements</w:t>
+      </w:r>
+    </w:p>
+    <w:p>
+      <w:pPr>
+        <w:rPr>
+          <w:b/>
+          <w:bCs/>
+        </w:rPr>
+      </w:pPr>
+      <w:r>
+        <w:rPr>
+          <w:b/>
+          <w:bCs/>
+        </w:rPr>
+        <w:t>These values are engineering targets, not yet frozen.</w:t>
       </w:r>
     </w:p>
     <w:tbl>
@@ -1056,9 +2517,9 @@
         <w:tblLook w:val="04A0" w:firstRow="1" w:lastRow="0" w:firstColumn="1" w:lastColumn="0" w:noHBand="0" w:noVBand="1"/>
       </w:tblPr>
       <w:tblGrid>
-        <w:gridCol w:w="732"/>
-        <w:gridCol w:w="6957"/>
-        <w:gridCol w:w="1671"/>
+        <w:gridCol w:w="839"/>
+        <w:gridCol w:w="4028"/>
+        <w:gridCol w:w="3644"/>
       </w:tblGrid>
       <w:tr>
         <w:trPr>
@@ -1105,7 +2566,7 @@
                 <w:b/>
                 <w:bCs/>
               </w:rPr>
-              <w:t>Requirement</w:t>
+              <w:t>Parameter</w:t>
             </w:r>
           </w:p>
         </w:tc>
@@ -1127,7 +2588,7 @@
                 <w:b/>
                 <w:bCs/>
               </w:rPr>
-              <w:t>Verification</w:t>
+              <w:t>Preliminary target</w:t>
             </w:r>
           </w:p>
         </w:tc>
@@ -1143,8 +2604,18 @@
             <w:hideMark/>
           </w:tcPr>
           <w:p>
-            <w:r>
-              <w:t>SYS-001</w:t>
+            <w:pPr>
+              <w:rPr>
+                <w:b/>
+                <w:bCs/>
+              </w:rPr>
+            </w:pPr>
+            <w:r>
+              <w:rPr>
+                <w:b/>
+                <w:bCs/>
+              </w:rPr>
+              <w:t>PR-001</w:t>
             </w:r>
           </w:p>
         </w:tc>
@@ -1155,18 +2626,18 @@
             <w:hideMark/>
           </w:tcPr>
           <w:p>
-            <w:r>
-              <w:t xml:space="preserve">The system shall measure current from </w:t>
-            </w:r>
-            <w:r>
-              <w:rPr>
-                <w:b/>
-                <w:bCs/>
-              </w:rPr>
-              <w:t>0 A to 5 A</w:t>
-            </w:r>
-            <w:r>
-              <w:t>.</w:t>
+            <w:pPr>
+              <w:rPr>
+                <w:b/>
+                <w:bCs/>
+              </w:rPr>
+            </w:pPr>
+            <w:r>
+              <w:rPr>
+                <w:b/>
+                <w:bCs/>
+              </w:rPr>
+              <w:t>Current range</w:t>
             </w:r>
           </w:p>
         </w:tc>
@@ -1177,8 +2648,18 @@
             <w:hideMark/>
           </w:tcPr>
           <w:p>
-            <w:r>
-              <w:t>Test</w:t>
+            <w:pPr>
+              <w:rPr>
+                <w:b/>
+                <w:bCs/>
+              </w:rPr>
+            </w:pPr>
+            <w:r>
+              <w:rPr>
+                <w:b/>
+                <w:bCs/>
+              </w:rPr>
+              <w:t>0–5 A</w:t>
             </w:r>
           </w:p>
         </w:tc>
@@ -1194,8 +2675,18 @@
             <w:hideMark/>
           </w:tcPr>
           <w:p>
-            <w:r>
-              <w:t>SYS-002</w:t>
+            <w:pPr>
+              <w:rPr>
+                <w:b/>
+                <w:bCs/>
+              </w:rPr>
+            </w:pPr>
+            <w:r>
+              <w:rPr>
+                <w:b/>
+                <w:bCs/>
+              </w:rPr>
+              <w:t>PR-002</w:t>
             </w:r>
           </w:p>
         </w:tc>
@@ -1206,8 +2697,18 @@
             <w:hideMark/>
           </w:tcPr>
           <w:p>
-            <w:r>
-              <w:t>Current measurement shall be unidirectional.</w:t>
+            <w:pPr>
+              <w:rPr>
+                <w:b/>
+                <w:bCs/>
+              </w:rPr>
+            </w:pPr>
+            <w:r>
+              <w:rPr>
+                <w:b/>
+                <w:bCs/>
+              </w:rPr>
+              <w:t>Reported current resolution</w:t>
             </w:r>
           </w:p>
         </w:tc>
@@ -1218,8 +2719,18 @@
             <w:hideMark/>
           </w:tcPr>
           <w:p>
-            <w:r>
-              <w:t>Inspection/Test</w:t>
+            <w:pPr>
+              <w:rPr>
+                <w:b/>
+                <w:bCs/>
+              </w:rPr>
+            </w:pPr>
+            <w:r>
+              <w:rPr>
+                <w:b/>
+                <w:bCs/>
+              </w:rPr>
+              <w:t>≤10 mA</w:t>
             </w:r>
           </w:p>
         </w:tc>
@@ -1235,8 +2746,18 @@
             <w:hideMark/>
           </w:tcPr>
           <w:p>
-            <w:r>
-              <w:t>SYS-003</w:t>
+            <w:pPr>
+              <w:rPr>
+                <w:b/>
+                <w:bCs/>
+              </w:rPr>
+            </w:pPr>
+            <w:r>
+              <w:rPr>
+                <w:b/>
+                <w:bCs/>
+              </w:rPr>
+              <w:t>PR-003</w:t>
             </w:r>
           </w:p>
         </w:tc>
@@ -1247,18 +2768,18 @@
             <w:hideMark/>
           </w:tcPr>
           <w:p>
-            <w:r>
-              <w:t xml:space="preserve">The system shall report measured current in </w:t>
-            </w:r>
-            <w:r>
-              <w:rPr>
-                <w:b/>
-                <w:bCs/>
-              </w:rPr>
-              <w:t>amperes</w:t>
-            </w:r>
-            <w:r>
-              <w:t>.</w:t>
+            <w:pPr>
+              <w:rPr>
+                <w:b/>
+                <w:bCs/>
+              </w:rPr>
+            </w:pPr>
+            <w:r>
+              <w:rPr>
+                <w:b/>
+                <w:bCs/>
+              </w:rPr>
+              <w:t>Room-temperature system accuracy</w:t>
             </w:r>
           </w:p>
         </w:tc>
@@ -1269,8 +2790,18 @@
             <w:hideMark/>
           </w:tcPr>
           <w:p>
-            <w:r>
-              <w:t>Test</w:t>
+            <w:pPr>
+              <w:rPr>
+                <w:b/>
+                <w:bCs/>
+              </w:rPr>
+            </w:pPr>
+            <w:r>
+              <w:rPr>
+                <w:b/>
+                <w:bCs/>
+              </w:rPr>
+              <w:t>≤±0.10 A</w:t>
             </w:r>
           </w:p>
         </w:tc>
@@ -1286,8 +2817,18 @@
             <w:hideMark/>
           </w:tcPr>
           <w:p>
-            <w:r>
-              <w:t>SYS-004</w:t>
+            <w:pPr>
+              <w:rPr>
+                <w:b/>
+                <w:bCs/>
+              </w:rPr>
+            </w:pPr>
+            <w:r>
+              <w:rPr>
+                <w:b/>
+                <w:bCs/>
+              </w:rPr>
+              <w:t>PR-004</w:t>
             </w:r>
           </w:p>
         </w:tc>
@@ -1298,18 +2839,18 @@
             <w:hideMark/>
           </w:tcPr>
           <w:p>
-            <w:r>
-              <w:t xml:space="preserve">The measurement system shall support signals from </w:t>
-            </w:r>
-            <w:r>
-              <w:rPr>
-                <w:b/>
-                <w:bCs/>
-              </w:rPr>
-              <w:t>DC to 1 kHz</w:t>
-            </w:r>
-            <w:r>
-              <w:t>.</w:t>
+            <w:pPr>
+              <w:rPr>
+                <w:b/>
+                <w:bCs/>
+              </w:rPr>
+            </w:pPr>
+            <w:r>
+              <w:rPr>
+                <w:b/>
+                <w:bCs/>
+              </w:rPr>
+              <w:t>Measurement bandwidth</w:t>
             </w:r>
           </w:p>
         </w:tc>
@@ -1320,8 +2861,18 @@
             <w:hideMark/>
           </w:tcPr>
           <w:p>
-            <w:r>
-              <w:t>Test</w:t>
+            <w:pPr>
+              <w:rPr>
+                <w:b/>
+                <w:bCs/>
+              </w:rPr>
+            </w:pPr>
+            <w:r>
+              <w:rPr>
+                <w:b/>
+                <w:bCs/>
+              </w:rPr>
+              <w:t>TBD during Phase 1</w:t>
             </w:r>
           </w:p>
         </w:tc>
@@ -1337,8 +2888,18 @@
             <w:hideMark/>
           </w:tcPr>
           <w:p>
-            <w:r>
-              <w:t>SYS-005</w:t>
+            <w:pPr>
+              <w:rPr>
+                <w:b/>
+                <w:bCs/>
+              </w:rPr>
+            </w:pPr>
+            <w:r>
+              <w:rPr>
+                <w:b/>
+                <w:bCs/>
+              </w:rPr>
+              <w:t>PR-005</w:t>
             </w:r>
           </w:p>
         </w:tc>
@@ -1349,18 +2910,18 @@
             <w:hideMark/>
           </w:tcPr>
           <w:p>
-            <w:r>
-              <w:t xml:space="preserve">ADC sampling shall operate at </w:t>
-            </w:r>
-            <w:r>
-              <w:rPr>
-                <w:b/>
-                <w:bCs/>
-              </w:rPr>
-              <w:t>at least 10 kS/s</w:t>
-            </w:r>
-            <w:r>
-              <w:t xml:space="preserve"> during dynamic acquisition.</w:t>
+            <w:pPr>
+              <w:rPr>
+                <w:b/>
+                <w:bCs/>
+              </w:rPr>
+            </w:pPr>
+            <w:r>
+              <w:rPr>
+                <w:b/>
+                <w:bCs/>
+              </w:rPr>
+              <w:t>ADC sampling rate</w:t>
             </w:r>
           </w:p>
         </w:tc>
@@ -1371,8 +2932,18 @@
             <w:hideMark/>
           </w:tcPr>
           <w:p>
-            <w:r>
-              <w:t>Test</w:t>
+            <w:pPr>
+              <w:rPr>
+                <w:b/>
+                <w:bCs/>
+              </w:rPr>
+            </w:pPr>
+            <w:r>
+              <w:rPr>
+                <w:b/>
+                <w:bCs/>
+              </w:rPr>
+              <w:t>derived from required bandwidth</w:t>
             </w:r>
           </w:p>
         </w:tc>
@@ -1388,8 +2959,19 @@
             <w:hideMark/>
           </w:tcPr>
           <w:p>
-            <w:r>
-              <w:t>SYS-006</w:t>
+            <w:pPr>
+              <w:rPr>
+                <w:b/>
+                <w:bCs/>
+              </w:rPr>
+            </w:pPr>
+            <w:r>
+              <w:rPr>
+                <w:b/>
+                <w:bCs/>
+              </w:rPr>
+              <w:lastRenderedPageBreak/>
+              <w:t>PR-006</w:t>
             </w:r>
           </w:p>
         </w:tc>
@@ -1400,8 +2982,18 @@
             <w:hideMark/>
           </w:tcPr>
           <w:p>
-            <w:r>
-              <w:t>The analog chain shall include an anti-alias low-pass filter.</w:t>
+            <w:pPr>
+              <w:rPr>
+                <w:b/>
+                <w:bCs/>
+              </w:rPr>
+            </w:pPr>
+            <w:r>
+              <w:rPr>
+                <w:b/>
+                <w:bCs/>
+              </w:rPr>
+              <w:t>Stall detection time</w:t>
             </w:r>
           </w:p>
         </w:tc>
@@ -1412,8 +3004,18 @@
             <w:hideMark/>
           </w:tcPr>
           <w:p>
-            <w:r>
-              <w:t>Inspection/Test</w:t>
+            <w:pPr>
+              <w:rPr>
+                <w:b/>
+                <w:bCs/>
+              </w:rPr>
+            </w:pPr>
+            <w:r>
+              <w:rPr>
+                <w:b/>
+                <w:bCs/>
+              </w:rPr>
+              <w:t>TBD experimentally</w:t>
             </w:r>
           </w:p>
         </w:tc>
@@ -1429,8 +3031,18 @@
             <w:hideMark/>
           </w:tcPr>
           <w:p>
-            <w:r>
-              <w:t>SYS-007</w:t>
+            <w:pPr>
+              <w:rPr>
+                <w:b/>
+                <w:bCs/>
+              </w:rPr>
+            </w:pPr>
+            <w:r>
+              <w:rPr>
+                <w:b/>
+                <w:bCs/>
+              </w:rPr>
+              <w:t>PR-007</w:t>
             </w:r>
           </w:p>
         </w:tc>
@@ -1441,18 +3053,18 @@
             <w:hideMark/>
           </w:tcPr>
           <w:p>
-            <w:r>
-              <w:t xml:space="preserve">The calibrated system shall target an absolute error of </w:t>
-            </w:r>
-            <w:r>
-              <w:rPr>
-                <w:b/>
-                <w:bCs/>
-              </w:rPr>
-              <w:t>≤ ±0.10 A</w:t>
-            </w:r>
-            <w:r>
-              <w:t xml:space="preserve"> over the intended measurement range at room temperature.</w:t>
+            <w:pPr>
+              <w:rPr>
+                <w:b/>
+                <w:bCs/>
+              </w:rPr>
+            </w:pPr>
+            <w:r>
+              <w:rPr>
+                <w:b/>
+                <w:bCs/>
+              </w:rPr>
+              <w:t>Overcurrent detection time</w:t>
             </w:r>
           </w:p>
         </w:tc>
@@ -1463,8 +3075,18 @@
             <w:hideMark/>
           </w:tcPr>
           <w:p>
-            <w:r>
-              <w:t>Test</w:t>
+            <w:pPr>
+              <w:rPr>
+                <w:b/>
+                <w:bCs/>
+              </w:rPr>
+            </w:pPr>
+            <w:r>
+              <w:rPr>
+                <w:b/>
+                <w:bCs/>
+              </w:rPr>
+              <w:t>TBD</w:t>
             </w:r>
           </w:p>
         </w:tc>
@@ -1480,8 +3102,18 @@
             <w:hideMark/>
           </w:tcPr>
           <w:p>
-            <w:r>
-              <w:t>SYS-008</w:t>
+            <w:pPr>
+              <w:rPr>
+                <w:b/>
+                <w:bCs/>
+              </w:rPr>
+            </w:pPr>
+            <w:r>
+              <w:rPr>
+                <w:b/>
+                <w:bCs/>
+              </w:rPr>
+              <w:t>PR-008</w:t>
             </w:r>
           </w:p>
         </w:tc>
@@ -1492,18 +3124,18 @@
             <w:hideMark/>
           </w:tcPr>
           <w:p>
-            <w:r>
-              <w:t xml:space="preserve">Reported current resolution shall be </w:t>
-            </w:r>
-            <w:r>
-              <w:rPr>
-                <w:b/>
-                <w:bCs/>
-              </w:rPr>
-              <w:t>10 mA or better</w:t>
-            </w:r>
-            <w:r>
-              <w:t>.</w:t>
+            <w:pPr>
+              <w:rPr>
+                <w:b/>
+                <w:bCs/>
+              </w:rPr>
+            </w:pPr>
+            <w:r>
+              <w:rPr>
+                <w:b/>
+                <w:bCs/>
+              </w:rPr>
+              <w:t>Startup current capture</w:t>
             </w:r>
           </w:p>
         </w:tc>
@@ -1514,8 +3146,18 @@
             <w:hideMark/>
           </w:tcPr>
           <w:p>
-            <w:r>
-              <w:t>Analysis/Test</w:t>
+            <w:pPr>
+              <w:rPr>
+                <w:b/>
+                <w:bCs/>
+              </w:rPr>
+            </w:pPr>
+            <w:r>
+              <w:rPr>
+                <w:b/>
+                <w:bCs/>
+              </w:rPr>
+              <w:t>required</w:t>
             </w:r>
           </w:p>
         </w:tc>
@@ -1531,8 +3173,18 @@
             <w:hideMark/>
           </w:tcPr>
           <w:p>
-            <w:r>
-              <w:t>SYS-009</w:t>
+            <w:pPr>
+              <w:rPr>
+                <w:b/>
+                <w:bCs/>
+              </w:rPr>
+            </w:pPr>
+            <w:r>
+              <w:rPr>
+                <w:b/>
+                <w:bCs/>
+              </w:rPr>
+              <w:t>PR-009</w:t>
             </w:r>
           </w:p>
         </w:tc>
@@ -1543,8 +3195,18 @@
             <w:hideMark/>
           </w:tcPr>
           <w:p>
-            <w:r>
-              <w:t>The system shall provide raw ADC values as well as calibrated current values for engineering analysis.</w:t>
+            <w:pPr>
+              <w:rPr>
+                <w:b/>
+                <w:bCs/>
+              </w:rPr>
+            </w:pPr>
+            <w:r>
+              <w:rPr>
+                <w:b/>
+                <w:bCs/>
+              </w:rPr>
+              <w:t>Continuous acquisition</w:t>
             </w:r>
           </w:p>
         </w:tc>
@@ -1555,469 +3217,52 @@
             <w:hideMark/>
           </w:tcPr>
           <w:p>
-            <w:r>
-              <w:t>Test</w:t>
-            </w:r>
-          </w:p>
-        </w:tc>
-      </w:tr>
-      <w:tr>
-        <w:trPr>
-          <w:tblCellSpacing w:w="15" w:type="dxa"/>
-        </w:trPr>
-        <w:tc>
-          <w:tcPr>
-            <w:tcW w:w="0" w:type="auto"/>
-            <w:vAlign w:val="center"/>
-            <w:hideMark/>
-          </w:tcPr>
-          <w:p>
-            <w:r>
-              <w:t>SYS-010</w:t>
-            </w:r>
-          </w:p>
-        </w:tc>
-        <w:tc>
-          <w:tcPr>
-            <w:tcW w:w="0" w:type="auto"/>
-            <w:vAlign w:val="center"/>
-            <w:hideMark/>
-          </w:tcPr>
-          <w:p>
-            <w:r>
-              <w:t>The system shall provide timestamped measurement data.</w:t>
-            </w:r>
-          </w:p>
-        </w:tc>
-        <w:tc>
-          <w:tcPr>
-            <w:tcW w:w="0" w:type="auto"/>
-            <w:vAlign w:val="center"/>
-            <w:hideMark/>
-          </w:tcPr>
-          <w:p>
-            <w:r>
-              <w:t>Test</w:t>
-            </w:r>
-          </w:p>
-        </w:tc>
-      </w:tr>
-      <w:tr>
-        <w:trPr>
-          <w:tblCellSpacing w:w="15" w:type="dxa"/>
-        </w:trPr>
-        <w:tc>
-          <w:tcPr>
-            <w:tcW w:w="0" w:type="auto"/>
-            <w:vAlign w:val="center"/>
-            <w:hideMark/>
-          </w:tcPr>
-          <w:p>
-            <w:r>
-              <w:t>SYS-011</w:t>
-            </w:r>
-          </w:p>
-        </w:tc>
-        <w:tc>
-          <w:tcPr>
-            <w:tcW w:w="0" w:type="auto"/>
-            <w:vAlign w:val="center"/>
-            <w:hideMark/>
-          </w:tcPr>
-          <w:p>
-            <w:r>
-              <w:t>UART shall be implemented as the initial diagnostic/data interface.</w:t>
-            </w:r>
-          </w:p>
-        </w:tc>
-        <w:tc>
-          <w:tcPr>
-            <w:tcW w:w="0" w:type="auto"/>
-            <w:vAlign w:val="center"/>
-            <w:hideMark/>
-          </w:tcPr>
-          <w:p>
-            <w:r>
-              <w:t>Demonstration</w:t>
-            </w:r>
-          </w:p>
-        </w:tc>
-      </w:tr>
-      <w:tr>
-        <w:trPr>
-          <w:tblCellSpacing w:w="15" w:type="dxa"/>
-        </w:trPr>
-        <w:tc>
-          <w:tcPr>
-            <w:tcW w:w="0" w:type="auto"/>
-            <w:vAlign w:val="center"/>
-            <w:hideMark/>
-          </w:tcPr>
-          <w:p>
-            <w:r>
-              <w:t>SYS-012</w:t>
-            </w:r>
-          </w:p>
-        </w:tc>
-        <w:tc>
-          <w:tcPr>
-            <w:tcW w:w="0" w:type="auto"/>
-            <w:vAlign w:val="center"/>
-            <w:hideMark/>
-          </w:tcPr>
-          <w:p>
-            <w:r>
-              <w:t>At least one industrial differential communication interface shall be demonstrated. RS-485 and CAN are planned.</w:t>
-            </w:r>
-          </w:p>
-        </w:tc>
-        <w:tc>
-          <w:tcPr>
-            <w:tcW w:w="0" w:type="auto"/>
-            <w:vAlign w:val="center"/>
-            <w:hideMark/>
-          </w:tcPr>
-          <w:p>
-            <w:r>
-              <w:t>Demonstration</w:t>
-            </w:r>
-          </w:p>
-        </w:tc>
-      </w:tr>
-      <w:tr>
-        <w:trPr>
-          <w:tblCellSpacing w:w="15" w:type="dxa"/>
-        </w:trPr>
-        <w:tc>
-          <w:tcPr>
-            <w:tcW w:w="0" w:type="auto"/>
-            <w:vAlign w:val="center"/>
-            <w:hideMark/>
-          </w:tcPr>
-          <w:p>
-            <w:r>
-              <w:lastRenderedPageBreak/>
-              <w:t>SYS-013</w:t>
-            </w:r>
-          </w:p>
-        </w:tc>
-        <w:tc>
-          <w:tcPr>
-            <w:tcW w:w="0" w:type="auto"/>
-            <w:vAlign w:val="center"/>
-            <w:hideMark/>
-          </w:tcPr>
-          <w:p>
-            <w:r>
-              <w:t>The system shall detect ADC/sensor readings outside the expected measurement range.</w:t>
-            </w:r>
-          </w:p>
-        </w:tc>
-        <w:tc>
-          <w:tcPr>
-            <w:tcW w:w="0" w:type="auto"/>
-            <w:vAlign w:val="center"/>
-            <w:hideMark/>
-          </w:tcPr>
-          <w:p>
-            <w:r>
-              <w:t>Test</w:t>
-            </w:r>
-          </w:p>
-        </w:tc>
-      </w:tr>
-      <w:tr>
-        <w:trPr>
-          <w:tblCellSpacing w:w="15" w:type="dxa"/>
-        </w:trPr>
-        <w:tc>
-          <w:tcPr>
-            <w:tcW w:w="0" w:type="auto"/>
-            <w:vAlign w:val="center"/>
-            <w:hideMark/>
-          </w:tcPr>
-          <w:p>
-            <w:r>
-              <w:t>SYS-014</w:t>
-            </w:r>
-          </w:p>
-        </w:tc>
-        <w:tc>
-          <w:tcPr>
-            <w:tcW w:w="0" w:type="auto"/>
-            <w:vAlign w:val="center"/>
-            <w:hideMark/>
-          </w:tcPr>
-          <w:p>
-            <w:r>
-              <w:t>Calibration shall include at minimum offset and gain correction.</w:t>
-            </w:r>
-          </w:p>
-        </w:tc>
-        <w:tc>
-          <w:tcPr>
-            <w:tcW w:w="0" w:type="auto"/>
-            <w:vAlign w:val="center"/>
-            <w:hideMark/>
-          </w:tcPr>
-          <w:p>
-            <w:r>
-              <w:t>Analysis/Test</w:t>
-            </w:r>
-          </w:p>
-        </w:tc>
-      </w:tr>
-      <w:tr>
-        <w:trPr>
-          <w:tblCellSpacing w:w="15" w:type="dxa"/>
-        </w:trPr>
-        <w:tc>
-          <w:tcPr>
-            <w:tcW w:w="0" w:type="auto"/>
-            <w:vAlign w:val="center"/>
-            <w:hideMark/>
-          </w:tcPr>
-          <w:p>
-            <w:r>
-              <w:t>SYS-015</w:t>
-            </w:r>
-          </w:p>
-        </w:tc>
-        <w:tc>
-          <w:tcPr>
-            <w:tcW w:w="0" w:type="auto"/>
-            <w:vAlign w:val="center"/>
-            <w:hideMark/>
-          </w:tcPr>
-          <w:p>
-            <w:r>
-              <w:t>Calibration results shall be compared with the nominal ACS724 transfer characteristic.</w:t>
-            </w:r>
-          </w:p>
-        </w:tc>
-        <w:tc>
-          <w:tcPr>
-            <w:tcW w:w="0" w:type="auto"/>
-            <w:vAlign w:val="center"/>
-            <w:hideMark/>
-          </w:tcPr>
-          <w:p>
-            <w:r>
-              <w:t>Analysis</w:t>
-            </w:r>
-          </w:p>
-        </w:tc>
-      </w:tr>
-      <w:tr>
-        <w:trPr>
-          <w:tblCellSpacing w:w="15" w:type="dxa"/>
-        </w:trPr>
-        <w:tc>
-          <w:tcPr>
-            <w:tcW w:w="0" w:type="auto"/>
-            <w:vAlign w:val="center"/>
-            <w:hideMark/>
-          </w:tcPr>
-          <w:p>
-            <w:r>
-              <w:t>SYS-016</w:t>
-            </w:r>
-          </w:p>
-        </w:tc>
-        <w:tc>
-          <w:tcPr>
-            <w:tcW w:w="0" w:type="auto"/>
-            <w:vAlign w:val="center"/>
-            <w:hideMark/>
-          </w:tcPr>
-          <w:p>
-            <w:r>
-              <w:t>Measurement noise shall be quantified experimentally.</w:t>
-            </w:r>
-          </w:p>
-        </w:tc>
-        <w:tc>
-          <w:tcPr>
-            <w:tcW w:w="0" w:type="auto"/>
-            <w:vAlign w:val="center"/>
-            <w:hideMark/>
-          </w:tcPr>
-          <w:p>
-            <w:r>
-              <w:t>Test/Analysis</w:t>
-            </w:r>
-          </w:p>
-        </w:tc>
-      </w:tr>
-      <w:tr>
-        <w:trPr>
-          <w:tblCellSpacing w:w="15" w:type="dxa"/>
-        </w:trPr>
-        <w:tc>
-          <w:tcPr>
-            <w:tcW w:w="0" w:type="auto"/>
-            <w:vAlign w:val="center"/>
-            <w:hideMark/>
-          </w:tcPr>
-          <w:p>
-            <w:r>
-              <w:t>SYS-017</w:t>
-            </w:r>
-          </w:p>
-        </w:tc>
-        <w:tc>
-          <w:tcPr>
-            <w:tcW w:w="0" w:type="auto"/>
-            <w:vAlign w:val="center"/>
-            <w:hideMark/>
-          </w:tcPr>
-          <w:p>
-            <w:r>
-              <w:t>The measured analog-filter response shall be compared with its calculated response.</w:t>
-            </w:r>
-          </w:p>
-        </w:tc>
-        <w:tc>
-          <w:tcPr>
-            <w:tcW w:w="0" w:type="auto"/>
-            <w:vAlign w:val="center"/>
-            <w:hideMark/>
-          </w:tcPr>
-          <w:p>
-            <w:r>
-              <w:t>Test/Analysis</w:t>
-            </w:r>
-          </w:p>
-        </w:tc>
-      </w:tr>
-      <w:tr>
-        <w:trPr>
-          <w:tblCellSpacing w:w="15" w:type="dxa"/>
-        </w:trPr>
-        <w:tc>
-          <w:tcPr>
-            <w:tcW w:w="0" w:type="auto"/>
-            <w:vAlign w:val="center"/>
-            <w:hideMark/>
-          </w:tcPr>
-          <w:p>
-            <w:r>
-              <w:t>SYS-018</w:t>
-            </w:r>
-          </w:p>
-        </w:tc>
-        <w:tc>
-          <w:tcPr>
-            <w:tcW w:w="0" w:type="auto"/>
-            <w:vAlign w:val="center"/>
-            <w:hideMark/>
-          </w:tcPr>
-          <w:p>
-            <w:r>
-              <w:t>Experimental data shall be analysed in MATLAB.</w:t>
-            </w:r>
-          </w:p>
-        </w:tc>
-        <w:tc>
-          <w:tcPr>
-            <w:tcW w:w="0" w:type="auto"/>
-            <w:vAlign w:val="center"/>
-            <w:hideMark/>
-          </w:tcPr>
-          <w:p>
-            <w:r>
-              <w:t>Demonstration</w:t>
-            </w:r>
-          </w:p>
-        </w:tc>
-      </w:tr>
-      <w:tr>
-        <w:trPr>
-          <w:tblCellSpacing w:w="15" w:type="dxa"/>
-        </w:trPr>
-        <w:tc>
-          <w:tcPr>
-            <w:tcW w:w="0" w:type="auto"/>
-            <w:vAlign w:val="center"/>
-            <w:hideMark/>
-          </w:tcPr>
-          <w:p>
-            <w:r>
-              <w:t>SYS-019</w:t>
-            </w:r>
-          </w:p>
-        </w:tc>
-        <w:tc>
-          <w:tcPr>
-            <w:tcW w:w="0" w:type="auto"/>
-            <w:vAlign w:val="center"/>
-            <w:hideMark/>
-          </w:tcPr>
-          <w:p>
-            <w:r>
-              <w:t>The initial prototype shall operate from a regulated 5 V laboratory supply.</w:t>
-            </w:r>
-          </w:p>
-        </w:tc>
-        <w:tc>
-          <w:tcPr>
-            <w:tcW w:w="0" w:type="auto"/>
-            <w:vAlign w:val="center"/>
-            <w:hideMark/>
-          </w:tcPr>
-          <w:p>
-            <w:r>
-              <w:t>Test</w:t>
-            </w:r>
-          </w:p>
-        </w:tc>
-      </w:tr>
-      <w:tr>
-        <w:trPr>
-          <w:tblCellSpacing w:w="15" w:type="dxa"/>
-        </w:trPr>
-        <w:tc>
-          <w:tcPr>
-            <w:tcW w:w="0" w:type="auto"/>
-            <w:vAlign w:val="center"/>
-            <w:hideMark/>
-          </w:tcPr>
-          <w:p>
-            <w:r>
-              <w:t>SYS-020</w:t>
-            </w:r>
-          </w:p>
-        </w:tc>
-        <w:tc>
-          <w:tcPr>
-            <w:tcW w:w="0" w:type="auto"/>
-            <w:vAlign w:val="center"/>
-            <w:hideMark/>
-          </w:tcPr>
-          <w:p>
-            <w:r>
-              <w:t>A later power revision shall add external-input protection, regulation and decoupling.</w:t>
-            </w:r>
-          </w:p>
-        </w:tc>
-        <w:tc>
-          <w:tcPr>
-            <w:tcW w:w="0" w:type="auto"/>
-            <w:vAlign w:val="center"/>
-            <w:hideMark/>
-          </w:tcPr>
-          <w:p>
-            <w:r>
-              <w:t>Inspection/Test</w:t>
+            <w:pPr>
+              <w:rPr>
+                <w:b/>
+                <w:bCs/>
+              </w:rPr>
+            </w:pPr>
+            <w:r>
+              <w:rPr>
+                <w:b/>
+                <w:bCs/>
+              </w:rPr>
+              <w:t>required</w:t>
             </w:r>
           </w:p>
         </w:tc>
       </w:tr>
     </w:tbl>
     <w:p>
-      <w:r>
-        <w:pict w14:anchorId="6D5D045E">
-          <v:rect id="_x0000_i1084" style="width:0;height:1.5pt" o:hralign="center" o:hrstd="t" o:hr="t" fillcolor="#a0a0a0" stroked="f"/>
+      <w:pPr>
+        <w:rPr>
+          <w:b/>
+          <w:bCs/>
+        </w:rPr>
+      </w:pPr>
+      <w:r>
+        <w:rPr>
+          <w:b/>
+          <w:bCs/>
+        </w:rPr>
+        <w:t>Bandwidth and sample rate will not be selected arbitrarily. They will be derived from the motor-current phenomena that the system must detect.</w:t>
+      </w:r>
+    </w:p>
+    <w:p>
+      <w:pPr>
+        <w:rPr>
+          <w:b/>
+          <w:bCs/>
+        </w:rPr>
+      </w:pPr>
+      <w:r>
+        <w:rPr>
+          <w:b/>
+          <w:bCs/>
+        </w:rPr>
+        <w:pict w14:anchorId="5273411B">
+          <v:rect id="_x0000_i1123" style="width:0;height:1.5pt" o:hralign="center" o:hrstd="t" o:hr="t" fillcolor="#a0a0a0" stroked="f"/>
         </w:pict>
       </w:r>
     </w:p>
@@ -2033,248 +3278,836 @@
           <w:b/>
           <w:bCs/>
         </w:rPr>
-        <w:t>6. Preliminary Performance Targets</w:t>
-      </w:r>
-    </w:p>
-    <w:p>
-      <w:r>
-        <w:t>These values intentionally create enough engineering difficulty to require filtering, calibration and validation.</w:t>
-      </w:r>
-    </w:p>
-    <w:p>
-      <w:pPr>
-        <w:rPr>
-          <w:b/>
-          <w:bCs/>
-        </w:rPr>
-      </w:pPr>
-      <w:r>
-        <w:rPr>
-          <w:b/>
-          <w:bCs/>
-        </w:rPr>
-        <w:t>Current range</w:t>
-      </w:r>
-    </w:p>
-    <w:p>
-      <w:r>
-        <w:t>[</w:t>
-      </w:r>
-      <w:r>
-        <w:br/>
-        <w:t>0\text{ A} \leq I \leq 5\text{ A}</w:t>
-      </w:r>
-      <w:r>
-        <w:br/>
-        <w:t>]</w:t>
-      </w:r>
-    </w:p>
-    <w:p>
-      <w:r>
-        <w:t>This is fixed by the selected ACS724-05AU sensor.</w:t>
-      </w:r>
-    </w:p>
-    <w:p>
-      <w:pPr>
-        <w:rPr>
-          <w:b/>
-          <w:bCs/>
-        </w:rPr>
-      </w:pPr>
-      <w:r>
-        <w:rPr>
-          <w:b/>
-          <w:bCs/>
-        </w:rPr>
-        <w:t>Measurement bandwidth</w:t>
-      </w:r>
-    </w:p>
-    <w:p>
-      <w:r>
-        <w:t>Preliminary target:</w:t>
-      </w:r>
-    </w:p>
-    <w:p>
-      <w:r>
+        <w:t>7. Diagnostic Concept</w:t>
+      </w:r>
+    </w:p>
+    <w:p>
+      <w:pPr>
+        <w:rPr>
+          <w:b/>
+          <w:bCs/>
+        </w:rPr>
+      </w:pPr>
+      <w:r>
+        <w:rPr>
+          <w:b/>
+          <w:bCs/>
+        </w:rPr>
+        <w:t xml:space="preserve">The system will eventually implement a state model </w:t>
+      </w:r>
+      <w:proofErr w:type="gramStart"/>
+      <w:r>
+        <w:rPr>
+          <w:b/>
+          <w:bCs/>
+        </w:rPr>
+        <w:t>similar to</w:t>
+      </w:r>
+      <w:proofErr w:type="gramEnd"/>
+      <w:r>
+        <w:rPr>
+          <w:b/>
+          <w:bCs/>
+        </w:rPr>
+        <w:t>:</w:t>
+      </w:r>
+    </w:p>
+    <w:p>
+      <w:pPr>
+        <w:rPr>
+          <w:b/>
+          <w:bCs/>
+        </w:rPr>
+      </w:pPr>
+      <w:r>
+        <w:rPr>
+          <w:b/>
+          <w:bCs/>
+        </w:rPr>
+        <w:t xml:space="preserve">                 ┌──────────┐</w:t>
+      </w:r>
+    </w:p>
+    <w:p>
+      <w:pPr>
+        <w:rPr>
+          <w:b/>
+          <w:bCs/>
+        </w:rPr>
+      </w:pPr>
+      <w:r>
+        <w:rPr>
+          <w:b/>
+          <w:bCs/>
+        </w:rPr>
+        <w:t xml:space="preserve">                 │   OFF    │</w:t>
+      </w:r>
+    </w:p>
+    <w:p>
+      <w:pPr>
+        <w:rPr>
+          <w:b/>
+          <w:bCs/>
+        </w:rPr>
+      </w:pPr>
+      <w:r>
+        <w:rPr>
+          <w:b/>
+          <w:bCs/>
+        </w:rPr>
+        <w:t xml:space="preserve">                 └────</w:t>
+      </w:r>
+      <w:r>
+        <w:rPr>
+          <w:rFonts w:ascii="MS Gothic" w:eastAsia="MS Gothic" w:hAnsi="MS Gothic" w:cs="MS Gothic" w:hint="eastAsia"/>
+          <w:b/>
+          <w:bCs/>
+        </w:rPr>
+        <w:t>┬</w:t>
+      </w:r>
+      <w:r>
+        <w:rPr>
+          <w:rFonts w:ascii="Aptos" w:hAnsi="Aptos" w:cs="Aptos"/>
+          <w:b/>
+          <w:bCs/>
+        </w:rPr>
+        <w:t>─────┘</w:t>
+      </w:r>
+    </w:p>
+    <w:p>
+      <w:pPr>
+        <w:rPr>
+          <w:b/>
+          <w:bCs/>
+        </w:rPr>
+      </w:pPr>
+      <w:r>
+        <w:rPr>
+          <w:b/>
+          <w:bCs/>
+        </w:rPr>
+        <w:t xml:space="preserve">                      │ Start</w:t>
+      </w:r>
+    </w:p>
+    <w:p>
+      <w:pPr>
+        <w:rPr>
+          <w:b/>
+          <w:bCs/>
+        </w:rPr>
+      </w:pPr>
+      <w:r>
+        <w:rPr>
+          <w:b/>
+          <w:bCs/>
+        </w:rPr>
+        <w:t xml:space="preserve">                      </w:t>
+      </w:r>
+      <w:r>
+        <w:rPr>
+          <w:rFonts w:ascii="Arial" w:hAnsi="Arial" w:cs="Arial"/>
+          <w:b/>
+          <w:bCs/>
+        </w:rPr>
+        <w:t>▼</w:t>
+      </w:r>
+    </w:p>
+    <w:p>
+      <w:pPr>
+        <w:rPr>
+          <w:b/>
+          <w:bCs/>
+        </w:rPr>
+      </w:pPr>
+      <w:r>
+        <w:rPr>
+          <w:b/>
+          <w:bCs/>
+        </w:rPr>
+        <w:t xml:space="preserve">                ┌───────────┐</w:t>
+      </w:r>
+    </w:p>
+    <w:p>
+      <w:pPr>
+        <w:rPr>
+          <w:b/>
+          <w:bCs/>
+        </w:rPr>
+      </w:pPr>
+      <w:r>
+        <w:rPr>
+          <w:b/>
+          <w:bCs/>
+        </w:rPr>
+        <w:t xml:space="preserve">                │  STARTUP  │</w:t>
+      </w:r>
+    </w:p>
+    <w:p>
+      <w:pPr>
+        <w:rPr>
+          <w:b/>
+          <w:bCs/>
+        </w:rPr>
+      </w:pPr>
+      <w:r>
+        <w:rPr>
+          <w:b/>
+          <w:bCs/>
+        </w:rPr>
+        <w:t xml:space="preserve">                └─────</w:t>
+      </w:r>
+      <w:r>
+        <w:rPr>
+          <w:rFonts w:ascii="MS Gothic" w:eastAsia="MS Gothic" w:hAnsi="MS Gothic" w:cs="MS Gothic" w:hint="eastAsia"/>
+          <w:b/>
+          <w:bCs/>
+        </w:rPr>
+        <w:t>┬</w:t>
+      </w:r>
+      <w:r>
+        <w:rPr>
+          <w:rFonts w:ascii="Aptos" w:hAnsi="Aptos" w:cs="Aptos"/>
+          <w:b/>
+          <w:bCs/>
+        </w:rPr>
+        <w:t>─────┘</w:t>
+      </w:r>
+    </w:p>
+    <w:p>
+      <w:pPr>
+        <w:rPr>
+          <w:b/>
+          <w:bCs/>
+        </w:rPr>
+      </w:pPr>
+      <w:r>
+        <w:rPr>
+          <w:b/>
+          <w:bCs/>
+        </w:rPr>
+        <w:t xml:space="preserve">                      │</w:t>
+      </w:r>
+    </w:p>
+    <w:p>
+      <w:pPr>
+        <w:rPr>
+          <w:b/>
+          <w:bCs/>
+        </w:rPr>
+      </w:pPr>
+      <w:r>
+        <w:rPr>
+          <w:b/>
+          <w:bCs/>
+        </w:rPr>
+        <w:t xml:space="preserve">                Current settles</w:t>
+      </w:r>
+    </w:p>
+    <w:p>
+      <w:pPr>
+        <w:rPr>
+          <w:b/>
+          <w:bCs/>
+        </w:rPr>
+      </w:pPr>
+      <w:r>
+        <w:rPr>
+          <w:b/>
+          <w:bCs/>
+        </w:rPr>
+        <w:t xml:space="preserve">                      </w:t>
+      </w:r>
+      <w:r>
+        <w:rPr>
+          <w:rFonts w:ascii="Arial" w:hAnsi="Arial" w:cs="Arial"/>
+          <w:b/>
+          <w:bCs/>
+        </w:rPr>
+        <w:t>▼</w:t>
+      </w:r>
+    </w:p>
+    <w:p>
+      <w:pPr>
+        <w:rPr>
+          <w:b/>
+          <w:bCs/>
+        </w:rPr>
+      </w:pPr>
+      <w:r>
+        <w:rPr>
+          <w:b/>
+          <w:bCs/>
+        </w:rPr>
+        <w:t xml:space="preserve">                 ┌────────┐</w:t>
+      </w:r>
+    </w:p>
+    <w:p>
+      <w:pPr>
+        <w:rPr>
+          <w:b/>
+          <w:bCs/>
+        </w:rPr>
+      </w:pPr>
+      <w:r>
+        <w:rPr>
+          <w:b/>
+          <w:bCs/>
+        </w:rPr>
+        <w:t xml:space="preserve">                 │ NORMAL │</w:t>
+      </w:r>
+    </w:p>
+    <w:p>
+      <w:pPr>
+        <w:rPr>
+          <w:b/>
+          <w:bCs/>
+        </w:rPr>
+      </w:pPr>
+      <w:r>
+        <w:rPr>
+          <w:b/>
+          <w:bCs/>
+        </w:rPr>
+        <w:t xml:space="preserve">                 └──</w:t>
+      </w:r>
+      <w:r>
+        <w:rPr>
+          <w:rFonts w:ascii="MS Gothic" w:eastAsia="MS Gothic" w:hAnsi="MS Gothic" w:cs="MS Gothic" w:hint="eastAsia"/>
+          <w:b/>
+          <w:bCs/>
+        </w:rPr>
+        <w:t>┬</w:t>
+      </w:r>
+      <w:r>
+        <w:rPr>
+          <w:rFonts w:ascii="Aptos" w:hAnsi="Aptos" w:cs="Aptos"/>
+          <w:b/>
+          <w:bCs/>
+        </w:rPr>
+        <w:t>───</w:t>
+      </w:r>
+      <w:r>
+        <w:rPr>
+          <w:rFonts w:ascii="MS Gothic" w:eastAsia="MS Gothic" w:hAnsi="MS Gothic" w:cs="MS Gothic" w:hint="eastAsia"/>
+          <w:b/>
+          <w:bCs/>
+        </w:rPr>
+        <w:t>┬</w:t>
+      </w:r>
+      <w:r>
+        <w:rPr>
+          <w:rFonts w:ascii="Aptos" w:hAnsi="Aptos" w:cs="Aptos"/>
+          <w:b/>
+          <w:bCs/>
+        </w:rPr>
+        <w:t>─┘</w:t>
+      </w:r>
+    </w:p>
+    <w:p>
+      <w:pPr>
+        <w:rPr>
+          <w:b/>
+          <w:bCs/>
+        </w:rPr>
+      </w:pPr>
+      <w:r>
+        <w:rPr>
+          <w:b/>
+          <w:bCs/>
+        </w:rPr>
+        <w:t xml:space="preserve">                    │   │</w:t>
+      </w:r>
+    </w:p>
+    <w:p>
+      <w:pPr>
+        <w:rPr>
+          <w:b/>
+          <w:bCs/>
+        </w:rPr>
+      </w:pPr>
+      <w:r>
+        <w:rPr>
+          <w:b/>
+          <w:bCs/>
+        </w:rPr>
         <w:lastRenderedPageBreak/>
-        <w:t>[</w:t>
-      </w:r>
-      <w:r>
-        <w:br/>
-        <w:t>BW_{system}=1,\text{kHz}</w:t>
-      </w:r>
-      <w:r>
-        <w:br/>
-        <w:t>]</w:t>
-      </w:r>
-    </w:p>
-    <w:p>
-      <w:r>
-        <w:t>The sensor itself is much faster than this. The system bandwidth will therefore intentionally be limited by our analog filtering.</w:t>
-      </w:r>
-    </w:p>
-    <w:p>
-      <w:pPr>
-        <w:rPr>
-          <w:b/>
-          <w:bCs/>
-        </w:rPr>
-      </w:pPr>
-      <w:r>
-        <w:rPr>
-          <w:b/>
-          <w:bCs/>
-        </w:rPr>
-        <w:t>Sampling rate</w:t>
-      </w:r>
-    </w:p>
-    <w:p>
-      <w:r>
-        <w:t>Initial target:</w:t>
-      </w:r>
-    </w:p>
-    <w:p>
-      <w:r>
-        <w:t>[</w:t>
-      </w:r>
-      <w:r>
-        <w:br/>
-        <w:t>f_s=10,\text{kS/s}</w:t>
-      </w:r>
-      <w:r>
-        <w:br/>
-        <w:t>]</w:t>
-      </w:r>
-    </w:p>
-    <w:p>
-      <w:r>
-        <w:t>This is substantially above the 2 kS/s theoretical Nyquist minimum for a 1 kHz signal and gives additional room for practical anti-alias filtering, waveform analysis and digital processing.</w:t>
-      </w:r>
-    </w:p>
-    <w:p>
-      <w:pPr>
-        <w:rPr>
-          <w:b/>
-          <w:bCs/>
-        </w:rPr>
-      </w:pPr>
-      <w:r>
-        <w:rPr>
-          <w:b/>
-          <w:bCs/>
-        </w:rPr>
-        <w:t>Accuracy</w:t>
-      </w:r>
-    </w:p>
-    <w:p>
-      <w:r>
-        <w:t>Initial engineering target:</w:t>
-      </w:r>
-    </w:p>
-    <w:p>
-      <w:r>
-        <w:t>[</w:t>
-      </w:r>
-      <w:r>
-        <w:br/>
-        <w:t>|\text{measurement error}| \le 0.10,A</w:t>
-      </w:r>
-      <w:r>
-        <w:br/>
-        <w:t>]</w:t>
-      </w:r>
-    </w:p>
-    <w:p>
-      <w:r>
-        <w:t>This corresponds to:</w:t>
-      </w:r>
-    </w:p>
-    <w:p>
-      <w:r>
-        <w:t>[</w:t>
-      </w:r>
-      <w:r>
-        <w:br/>
-        <w:t>\frac{0.10}{5}\times100=2%\text{ FS}</w:t>
-      </w:r>
-      <w:r>
-        <w:br/>
-        <w:t>]</w:t>
-      </w:r>
-    </w:p>
-    <w:p>
-      <w:r>
-        <w:t xml:space="preserve">where </w:t>
-      </w:r>
-      <w:r>
-        <w:rPr>
-          <w:b/>
-          <w:bCs/>
-        </w:rPr>
-        <w:t>FS = full scale</w:t>
-      </w:r>
-      <w:r>
+        <w:t xml:space="preserve">           high load│   │ severe abnormality</w:t>
+      </w:r>
+    </w:p>
+    <w:p>
+      <w:pPr>
+        <w:rPr>
+          <w:b/>
+          <w:bCs/>
+        </w:rPr>
+      </w:pPr>
+      <w:r>
+        <w:rPr>
+          <w:b/>
+          <w:bCs/>
+        </w:rPr>
+        <w:t xml:space="preserve">                    </w:t>
+      </w:r>
+      <w:r>
+        <w:rPr>
+          <w:rFonts w:ascii="Arial" w:hAnsi="Arial" w:cs="Arial"/>
+          <w:b/>
+          <w:bCs/>
+        </w:rPr>
+        <w:t>▼</w:t>
+      </w:r>
+      <w:r>
+        <w:rPr>
+          <w:b/>
+          <w:bCs/>
+        </w:rPr>
+        <w:t xml:space="preserve">   </w:t>
+      </w:r>
+      <w:r>
+        <w:rPr>
+          <w:rFonts w:ascii="Arial" w:hAnsi="Arial" w:cs="Arial"/>
+          <w:b/>
+          <w:bCs/>
+        </w:rPr>
+        <w:t>▼</w:t>
+      </w:r>
+    </w:p>
+    <w:p>
+      <w:pPr>
+        <w:rPr>
+          <w:b/>
+          <w:bCs/>
+        </w:rPr>
+      </w:pPr>
+      <w:r>
+        <w:rPr>
+          <w:b/>
+          <w:bCs/>
+        </w:rPr>
+        <w:t xml:space="preserve">              ┌────────┐   ┌───────┐</w:t>
+      </w:r>
+    </w:p>
+    <w:p>
+      <w:pPr>
+        <w:rPr>
+          <w:b/>
+          <w:bCs/>
+        </w:rPr>
+      </w:pPr>
+      <w:r>
+        <w:rPr>
+          <w:b/>
+          <w:bCs/>
+        </w:rPr>
+        <w:t xml:space="preserve">              │WARNING │──</w:t>
+      </w:r>
+      <w:r>
+        <w:rPr>
+          <w:rFonts w:ascii="Arial" w:hAnsi="Arial" w:cs="Arial"/>
+          <w:b/>
+          <w:bCs/>
+        </w:rPr>
+        <w:t>►</w:t>
+      </w:r>
+      <w:r>
+        <w:rPr>
+          <w:rFonts w:ascii="Aptos" w:hAnsi="Aptos" w:cs="Aptos"/>
+          <w:b/>
+          <w:bCs/>
+        </w:rPr>
+        <w:t>│</w:t>
+      </w:r>
+      <w:r>
+        <w:rPr>
+          <w:b/>
+          <w:bCs/>
+        </w:rPr>
+        <w:t xml:space="preserve"> FAULT </w:t>
+      </w:r>
+      <w:r>
+        <w:rPr>
+          <w:rFonts w:ascii="Aptos" w:hAnsi="Aptos" w:cs="Aptos"/>
+          <w:b/>
+          <w:bCs/>
+        </w:rPr>
+        <w:t>│</w:t>
+      </w:r>
+    </w:p>
+    <w:p>
+      <w:pPr>
+        <w:rPr>
+          <w:b/>
+          <w:bCs/>
+        </w:rPr>
+      </w:pPr>
+      <w:r>
+        <w:rPr>
+          <w:b/>
+          <w:bCs/>
+        </w:rPr>
+        <w:t xml:space="preserve">              └────────┘   └───────┘</w:t>
+      </w:r>
+    </w:p>
+    <w:p>
+      <w:pPr>
+        <w:rPr>
+          <w:b/>
+          <w:bCs/>
+        </w:rPr>
+      </w:pPr>
+      <w:r>
+        <w:rPr>
+          <w:b/>
+          <w:bCs/>
+        </w:rPr>
+        <w:t xml:space="preserve">Exact thresholds shall be determined from measured motor </w:t>
+      </w:r>
+      <w:proofErr w:type="spellStart"/>
+      <w:r>
+        <w:rPr>
+          <w:b/>
+          <w:bCs/>
+        </w:rPr>
+        <w:t>behaviour</w:t>
+      </w:r>
+      <w:proofErr w:type="spellEnd"/>
+      <w:r>
+        <w:rPr>
+          <w:b/>
+          <w:bCs/>
+        </w:rPr>
+        <w:t xml:space="preserve"> rather than guessed beforehand.</w:t>
+      </w:r>
+    </w:p>
+    <w:p>
+      <w:pPr>
+        <w:rPr>
+          <w:b/>
+          <w:bCs/>
+        </w:rPr>
+      </w:pPr>
+      <w:r>
+        <w:rPr>
+          <w:b/>
+          <w:bCs/>
+        </w:rPr>
+        <w:pict w14:anchorId="2A957A7B">
+          <v:rect id="_x0000_i1124" style="width:0;height:1.5pt" o:hralign="center" o:hrstd="t" o:hr="t" fillcolor="#a0a0a0" stroked="f"/>
+        </w:pict>
+      </w:r>
+    </w:p>
+    <w:p>
+      <w:pPr>
+        <w:rPr>
+          <w:b/>
+          <w:bCs/>
+        </w:rPr>
+      </w:pPr>
+      <w:r>
+        <w:rPr>
+          <w:b/>
+          <w:bCs/>
+        </w:rPr>
+        <w:t>8. Validation Philosophy</w:t>
+      </w:r>
+    </w:p>
+    <w:p>
+      <w:pPr>
+        <w:rPr>
+          <w:b/>
+          <w:bCs/>
+        </w:rPr>
+      </w:pPr>
+      <w:r>
+        <w:rPr>
+          <w:b/>
+          <w:bCs/>
+        </w:rPr>
+        <w:t>For each requirement we will ultimately specify:</w:t>
+      </w:r>
+    </w:p>
+    <w:p>
+      <w:pPr>
+        <w:rPr>
+          <w:b/>
+          <w:bCs/>
+        </w:rPr>
+      </w:pPr>
+      <w:r>
+        <w:rPr>
+          <w:b/>
+          <w:bCs/>
+        </w:rPr>
+        <w:t>Requirement → Test method → Measurement → Pass criterion → Result</w:t>
+      </w:r>
+    </w:p>
+    <w:p>
+      <w:pPr>
+        <w:rPr>
+          <w:b/>
+          <w:bCs/>
+        </w:rPr>
+      </w:pPr>
+      <w:r>
+        <w:rPr>
+          <w:b/>
+          <w:bCs/>
+        </w:rPr>
+        <w:t>Example:</w:t>
+      </w:r>
+    </w:p>
+    <w:p>
+      <w:pPr>
+        <w:rPr>
+          <w:b/>
+          <w:bCs/>
+        </w:rPr>
+      </w:pPr>
+      <w:proofErr w:type="gramStart"/>
+      <w:r>
+        <w:rPr>
+          <w:b/>
+          <w:bCs/>
+        </w:rPr>
+        <w:t>Requirement</w:t>
+      </w:r>
+      <w:proofErr w:type="gramEnd"/>
+      <w:r>
+        <w:rPr>
+          <w:b/>
+          <w:bCs/>
+        </w:rPr>
+        <w:t>:</w:t>
+      </w:r>
+    </w:p>
+    <w:p>
+      <w:pPr>
+        <w:rPr>
+          <w:b/>
+          <w:bCs/>
+        </w:rPr>
+      </w:pPr>
+      <w:r>
+        <w:rPr>
+          <w:b/>
+          <w:bCs/>
+        </w:rPr>
+        <w:t xml:space="preserve">System shall detect sustained motor </w:t>
+      </w:r>
+      <w:proofErr w:type="gramStart"/>
+      <w:r>
+        <w:rPr>
+          <w:b/>
+          <w:bCs/>
+        </w:rPr>
+        <w:t>stall</w:t>
+      </w:r>
+      <w:proofErr w:type="gramEnd"/>
+      <w:r>
+        <w:rPr>
+          <w:b/>
+          <w:bCs/>
+        </w:rPr>
         <w:t>.</w:t>
       </w:r>
     </w:p>
     <w:p>
-      <w:r>
-        <w:t>Accuracy and resolution are intentionally treated separately.</w:t>
-      </w:r>
-    </w:p>
-    <w:p>
-      <w:pPr>
-        <w:rPr>
-          <w:b/>
-          <w:bCs/>
-        </w:rPr>
-      </w:pPr>
-      <w:r>
-        <w:rPr>
-          <w:b/>
-          <w:bCs/>
-        </w:rPr>
-        <w:t>Resolution</w:t>
-      </w:r>
-    </w:p>
-    <w:p>
-      <w:r>
-        <w:t>Target reported resolution:</w:t>
-      </w:r>
-    </w:p>
-    <w:p>
-      <w:r>
-        <w:t>[</w:t>
-      </w:r>
-      <w:r>
-        <w:br/>
-        <w:t>0.01,A=10,mA</w:t>
-      </w:r>
-      <w:r>
-        <w:br/>
-        <w:t>]</w:t>
-      </w:r>
-    </w:p>
-    <w:p>
-      <w:r>
-        <w:t xml:space="preserve">A display showing 10 mA increments does </w:t>
-      </w:r>
-      <w:r>
-        <w:rPr>
-          <w:b/>
-          <w:bCs/>
-        </w:rPr>
-        <w:t>not</w:t>
-      </w:r>
-      <w:r>
-        <w:t xml:space="preserve"> imply 10 mA accuracy.</w:t>
-      </w:r>
-    </w:p>
-    <w:p>
-      <w:r>
+      <w:pPr>
+        <w:rPr>
+          <w:b/>
+          <w:bCs/>
+        </w:rPr>
+      </w:pPr>
+    </w:p>
+    <w:p>
+      <w:pPr>
+        <w:rPr>
+          <w:b/>
+          <w:bCs/>
+        </w:rPr>
+      </w:pPr>
+      <w:r>
+        <w:rPr>
+          <w:b/>
+          <w:bCs/>
+        </w:rPr>
+        <w:t>Test:</w:t>
+      </w:r>
+    </w:p>
+    <w:p>
+      <w:pPr>
+        <w:rPr>
+          <w:b/>
+          <w:bCs/>
+        </w:rPr>
+      </w:pPr>
+      <w:r>
+        <w:rPr>
+          <w:b/>
+          <w:bCs/>
+        </w:rPr>
+        <w:t xml:space="preserve">Mechanically </w:t>
+      </w:r>
+      <w:proofErr w:type="gramStart"/>
+      <w:r>
+        <w:rPr>
+          <w:b/>
+          <w:bCs/>
+        </w:rPr>
+        <w:t>prevent</w:t>
+      </w:r>
+      <w:proofErr w:type="gramEnd"/>
+      <w:r>
+        <w:rPr>
+          <w:b/>
+          <w:bCs/>
+        </w:rPr>
+        <w:t xml:space="preserve"> shaft rotation under controlled conditions.</w:t>
+      </w:r>
+    </w:p>
+    <w:p>
+      <w:pPr>
+        <w:rPr>
+          <w:b/>
+          <w:bCs/>
+        </w:rPr>
+      </w:pPr>
+    </w:p>
+    <w:p>
+      <w:pPr>
+        <w:rPr>
+          <w:b/>
+          <w:bCs/>
+        </w:rPr>
+      </w:pPr>
+      <w:r>
+        <w:rPr>
+          <w:b/>
+          <w:bCs/>
+        </w:rPr>
+        <w:t>Measurement:</w:t>
+      </w:r>
+    </w:p>
+    <w:p>
+      <w:pPr>
+        <w:rPr>
+          <w:b/>
+          <w:bCs/>
+        </w:rPr>
+      </w:pPr>
+      <w:r>
+        <w:rPr>
+          <w:b/>
+          <w:bCs/>
+        </w:rPr>
+        <w:t>Current waveform + diagnostic state + detection latency.</w:t>
+      </w:r>
+    </w:p>
+    <w:p>
+      <w:pPr>
+        <w:rPr>
+          <w:b/>
+          <w:bCs/>
+        </w:rPr>
+      </w:pPr>
+    </w:p>
+    <w:p>
+      <w:pPr>
+        <w:rPr>
+          <w:b/>
+          <w:bCs/>
+        </w:rPr>
+      </w:pPr>
+      <w:r>
+        <w:rPr>
+          <w:b/>
+          <w:bCs/>
+        </w:rPr>
+        <w:t>Pass:</w:t>
+      </w:r>
+    </w:p>
+    <w:p>
+      <w:pPr>
+        <w:rPr>
+          <w:b/>
+          <w:bCs/>
+        </w:rPr>
+      </w:pPr>
+      <w:r>
+        <w:rPr>
+          <w:b/>
+          <w:bCs/>
+        </w:rPr>
+        <w:t>FAULT generated within the specified time.</w:t>
+      </w:r>
+    </w:p>
+    <w:p>
+      <w:pPr>
+        <w:rPr>
+          <w:b/>
+          <w:bCs/>
+        </w:rPr>
+      </w:pPr>
+    </w:p>
+    <w:p>
+      <w:pPr>
+        <w:rPr>
+          <w:b/>
+          <w:bCs/>
+        </w:rPr>
+      </w:pPr>
+      <w:r>
+        <w:rPr>
+          <w:b/>
+          <w:bCs/>
+        </w:rPr>
+        <w:t>Result:</w:t>
+      </w:r>
+    </w:p>
+    <w:p>
+      <w:pPr>
+        <w:rPr>
+          <w:b/>
+          <w:bCs/>
+        </w:rPr>
+      </w:pPr>
+      <w:r>
+        <w:rPr>
+          <w:b/>
+          <w:bCs/>
+        </w:rPr>
+        <w:t>To be measured.</w:t>
+      </w:r>
+    </w:p>
+    <w:p>
+      <w:pPr>
+        <w:rPr>
+          <w:b/>
+          <w:bCs/>
+        </w:rPr>
+      </w:pPr>
+      <w:r>
+        <w:rPr>
+          <w:b/>
+          <w:bCs/>
+        </w:rPr>
         <w:lastRenderedPageBreak/>
-        <w:pict w14:anchorId="247D7346">
-          <v:rect id="_x0000_i1085" style="width:0;height:1.5pt" o:hralign="center" o:hrstd="t" o:hr="t" fillcolor="#a0a0a0" stroked="f"/>
+        <w:t>This traceability will be maintained throughout the project.</w:t>
+      </w:r>
+    </w:p>
+    <w:p>
+      <w:pPr>
+        <w:rPr>
+          <w:b/>
+          <w:bCs/>
+        </w:rPr>
+      </w:pPr>
+      <w:r>
+        <w:rPr>
+          <w:b/>
+          <w:bCs/>
+        </w:rPr>
+        <w:pict w14:anchorId="43889A13">
+          <v:rect id="_x0000_i1125" style="width:0;height:1.5pt" o:hralign="center" o:hrstd="t" o:hr="t" fillcolor="#a0a0a0" stroked="f"/>
         </w:pict>
       </w:r>
     </w:p>
@@ -2290,297 +4123,274 @@
           <w:b/>
           <w:bCs/>
         </w:rPr>
-        <w:t>7. Development Verification Terminology</w:t>
-      </w:r>
-    </w:p>
-    <w:p>
-      <w:r>
-        <w:t>Four verification methods will be used.</w:t>
-      </w:r>
-    </w:p>
-    <w:p>
-      <w:r>
-        <w:rPr>
-          <w:b/>
-          <w:bCs/>
-        </w:rPr>
-        <w:t>Inspection</w:t>
-      </w:r>
-      <w:r>
-        <w:br/>
-        <w:t>Check implementation directly.</w:t>
-      </w:r>
-    </w:p>
-    <w:p>
-      <w:r>
-        <w:t>Example: confirm that a 100 nF decoupling capacitor is physically connected next to the sensor supply.</w:t>
-      </w:r>
-    </w:p>
-    <w:p>
-      <w:r>
-        <w:rPr>
-          <w:b/>
-          <w:bCs/>
-        </w:rPr>
-        <w:t>Analysis</w:t>
-      </w:r>
-      <w:r>
-        <w:br/>
-        <w:t>Prove behaviour mathematically or through simulation.</w:t>
-      </w:r>
-    </w:p>
-    <w:p>
-      <w:r>
-        <w:t>Example: calculate RC filter cutoff frequency.</w:t>
-      </w:r>
-    </w:p>
-    <w:p>
-      <w:r>
-        <w:rPr>
-          <w:b/>
-          <w:bCs/>
-        </w:rPr>
-        <w:t>Test</w:t>
-      </w:r>
-      <w:r>
-        <w:br/>
-        <w:t>Apply a controlled input and measure the result.</w:t>
-      </w:r>
-    </w:p>
-    <w:p>
-      <w:r>
-        <w:t>Example: apply 3.000 A and compare the measured current.</w:t>
-      </w:r>
-    </w:p>
-    <w:p>
-      <w:r>
-        <w:rPr>
-          <w:b/>
-          <w:bCs/>
-        </w:rPr>
-        <w:t>Demonstration</w:t>
-      </w:r>
-      <w:r>
-        <w:br/>
-        <w:t>Show that a function operates.</w:t>
-      </w:r>
-    </w:p>
-    <w:p>
-      <w:r>
-        <w:t>Example: transmit measurements over CAN.</w:t>
-      </w:r>
-    </w:p>
-    <w:p>
-      <w:r>
-        <w:pict w14:anchorId="7BBC1845">
-          <v:rect id="_x0000_i1086" style="width:0;height:1.5pt" o:hralign="center" o:hrstd="t" o:hr="t" fillcolor="#a0a0a0" stroked="f"/>
-        </w:pict>
-      </w:r>
-    </w:p>
-    <w:p>
-      <w:pPr>
-        <w:rPr>
-          <w:b/>
-          <w:bCs/>
-        </w:rPr>
-      </w:pPr>
-      <w:r>
-        <w:rPr>
-          <w:b/>
-          <w:bCs/>
-        </w:rPr>
-        <w:t>8. Requirement Philosophy</w:t>
-      </w:r>
-    </w:p>
-    <w:p>
-      <w:r>
-        <w:t>Every important requirement should eventually answer four questions:</w:t>
+        <w:t>9. Phase 1 Items Still to Define</w:t>
+      </w:r>
+    </w:p>
+    <w:p>
+      <w:pPr>
+        <w:rPr>
+          <w:b/>
+          <w:bCs/>
+        </w:rPr>
+      </w:pPr>
+      <w:r>
+        <w:rPr>
+          <w:b/>
+          <w:bCs/>
+        </w:rPr>
+        <w:t>Before Phase 1 is complete we must determine:</w:t>
       </w:r>
     </w:p>
     <w:p>
       <w:pPr>
         <w:numPr>
           <w:ilvl w:val="0"/>
-          <w:numId w:val="4"/>
+          <w:numId w:val="10"/>
         </w:numPr>
-      </w:pPr>
-      <w:r>
-        <w:rPr>
-          <w:b/>
-          <w:bCs/>
-        </w:rPr>
-        <w:t>What must the system do?</w:t>
+        <w:rPr>
+          <w:b/>
+          <w:bCs/>
+        </w:rPr>
+      </w:pPr>
+      <w:r>
+        <w:rPr>
+          <w:b/>
+          <w:bCs/>
+        </w:rPr>
+        <w:t>Exact target motor/actuator class</w:t>
       </w:r>
     </w:p>
     <w:p>
       <w:pPr>
         <w:numPr>
           <w:ilvl w:val="0"/>
-          <w:numId w:val="4"/>
+          <w:numId w:val="10"/>
         </w:numPr>
-      </w:pPr>
-      <w:r>
-        <w:rPr>
-          <w:b/>
-          <w:bCs/>
-        </w:rPr>
-        <w:t>Why is that requirement necessary?</w:t>
+        <w:rPr>
+          <w:b/>
+          <w:bCs/>
+        </w:rPr>
+      </w:pPr>
+      <w:r>
+        <w:rPr>
+          <w:b/>
+          <w:bCs/>
+        </w:rPr>
+        <w:t>Motor supply-voltage range</w:t>
       </w:r>
     </w:p>
     <w:p>
       <w:pPr>
         <w:numPr>
           <w:ilvl w:val="0"/>
-          <w:numId w:val="4"/>
+          <w:numId w:val="10"/>
         </w:numPr>
-      </w:pPr>
-      <w:r>
-        <w:rPr>
-          <w:b/>
-          <w:bCs/>
-        </w:rPr>
-        <w:t>How will we measure it?</w:t>
+        <w:rPr>
+          <w:b/>
+          <w:bCs/>
+        </w:rPr>
+      </w:pPr>
+      <w:r>
+        <w:rPr>
+          <w:b/>
+          <w:bCs/>
+        </w:rPr>
+        <w:t>What current phenomena we need to observe</w:t>
       </w:r>
     </w:p>
     <w:p>
       <w:pPr>
         <w:numPr>
           <w:ilvl w:val="0"/>
-          <w:numId w:val="4"/>
+          <w:numId w:val="10"/>
         </w:numPr>
-      </w:pPr>
-      <w:r>
-        <w:rPr>
-          <w:b/>
-          <w:bCs/>
-        </w:rPr>
-        <w:t>What numerical result constitutes PASS or FAIL?</w:t>
-      </w:r>
-    </w:p>
-    <w:p>
-      <w:r>
-        <w:t>Requirements that cannot eventually be verified should be rewritten.</w:t>
-      </w:r>
-    </w:p>
-    <w:p>
-      <w:r>
-        <w:pict w14:anchorId="79FC1915">
-          <v:rect id="_x0000_i1087" style="width:0;height:1.5pt" o:hralign="center" o:hrstd="t" o:hr="t" fillcolor="#a0a0a0" stroked="f"/>
-        </w:pict>
-      </w:r>
-    </w:p>
-    <w:p>
-      <w:pPr>
-        <w:rPr>
-          <w:b/>
-          <w:bCs/>
-        </w:rPr>
-      </w:pPr>
-      <w:r>
-        <w:rPr>
-          <w:b/>
-          <w:bCs/>
-        </w:rPr>
-        <w:t>9. Phase 1 Open Items</w:t>
-      </w:r>
-    </w:p>
-    <w:p>
-      <w:r>
-        <w:t>Before Phase 1 can be baselined, the following must be resolved:</w:t>
-      </w:r>
+        <w:rPr>
+          <w:b/>
+          <w:bCs/>
+        </w:rPr>
+      </w:pPr>
+      <w:r>
+        <w:rPr>
+          <w:b/>
+          <w:bCs/>
+        </w:rPr>
+        <w:t xml:space="preserve">Required </w:t>
+      </w:r>
+      <w:proofErr w:type="gramStart"/>
+      <w:r>
+        <w:rPr>
+          <w:b/>
+          <w:bCs/>
+        </w:rPr>
+        <w:t>measurement bandwidth</w:t>
+      </w:r>
+      <w:proofErr w:type="gramEnd"/>
     </w:p>
     <w:p>
       <w:pPr>
         <w:numPr>
           <w:ilvl w:val="0"/>
-          <w:numId w:val="5"/>
+          <w:numId w:val="10"/>
         </w:numPr>
-      </w:pPr>
-      <w:r>
-        <w:lastRenderedPageBreak/>
-        <w:t>justify the 1 kHz measurement bandwidth</w:t>
+        <w:rPr>
+          <w:b/>
+          <w:bCs/>
+        </w:rPr>
+      </w:pPr>
+      <w:r>
+        <w:rPr>
+          <w:b/>
+          <w:bCs/>
+        </w:rPr>
+        <w:t>Required ADC sampling frequency</w:t>
       </w:r>
     </w:p>
     <w:p>
       <w:pPr>
         <w:numPr>
           <w:ilvl w:val="0"/>
-          <w:numId w:val="5"/>
+          <w:numId w:val="10"/>
         </w:numPr>
-      </w:pPr>
-      <w:r>
-        <w:t>justify the 10 kS/s sampling rate</w:t>
+        <w:rPr>
+          <w:b/>
+          <w:bCs/>
+        </w:rPr>
+      </w:pPr>
+      <w:r>
+        <w:rPr>
+          <w:b/>
+          <w:bCs/>
+        </w:rPr>
+        <w:t>Accuracy requirement</w:t>
       </w:r>
     </w:p>
     <w:p>
       <w:pPr>
         <w:numPr>
           <w:ilvl w:val="0"/>
-          <w:numId w:val="5"/>
+          <w:numId w:val="10"/>
         </w:numPr>
-      </w:pPr>
-      <w:r>
-        <w:t>determine whether ±0.10 A is an appropriate accuracy target</w:t>
+        <w:rPr>
+          <w:b/>
+          <w:bCs/>
+        </w:rPr>
+      </w:pPr>
+      <w:r>
+        <w:rPr>
+          <w:b/>
+          <w:bCs/>
+        </w:rPr>
+        <w:t>Definition of overload</w:t>
       </w:r>
     </w:p>
     <w:p>
       <w:pPr>
         <w:numPr>
           <w:ilvl w:val="0"/>
-          <w:numId w:val="5"/>
+          <w:numId w:val="10"/>
         </w:numPr>
-      </w:pPr>
-      <w:r>
-        <w:t>define the exact operating-temperature range to be validated</w:t>
+        <w:rPr>
+          <w:b/>
+          <w:bCs/>
+        </w:rPr>
+      </w:pPr>
+      <w:r>
+        <w:rPr>
+          <w:b/>
+          <w:bCs/>
+        </w:rPr>
+        <w:t>Definition of stall</w:t>
       </w:r>
     </w:p>
     <w:p>
       <w:pPr>
         <w:numPr>
           <w:ilvl w:val="0"/>
-          <w:numId w:val="5"/>
+          <w:numId w:val="10"/>
         </w:numPr>
-      </w:pPr>
-      <w:r>
-        <w:t>define the final external supply-voltage range</w:t>
+        <w:rPr>
+          <w:b/>
+          <w:bCs/>
+        </w:rPr>
+      </w:pPr>
+      <w:r>
+        <w:rPr>
+          <w:b/>
+          <w:bCs/>
+        </w:rPr>
+        <w:t>Required fault-detection latency</w:t>
       </w:r>
     </w:p>
     <w:p>
       <w:pPr>
         <w:numPr>
           <w:ilvl w:val="0"/>
-          <w:numId w:val="5"/>
+          <w:numId w:val="10"/>
         </w:numPr>
-      </w:pPr>
-      <w:r>
-        <w:t>decide whether both RS-485 and CAN are mandatory or whether one is sufficient</w:t>
+        <w:rPr>
+          <w:b/>
+          <w:bCs/>
+        </w:rPr>
+      </w:pPr>
+      <w:r>
+        <w:rPr>
+          <w:b/>
+          <w:bCs/>
+        </w:rPr>
+        <w:t>Protection/shutdown philosophy</w:t>
       </w:r>
     </w:p>
     <w:p>
       <w:pPr>
         <w:numPr>
           <w:ilvl w:val="0"/>
-          <w:numId w:val="5"/>
+          <w:numId w:val="10"/>
         </w:numPr>
-      </w:pPr>
-      <w:r>
-        <w:t>define fault-detection requirements</w:t>
+        <w:rPr>
+          <w:b/>
+          <w:bCs/>
+        </w:rPr>
+      </w:pPr>
+      <w:r>
+        <w:rPr>
+          <w:b/>
+          <w:bCs/>
+        </w:rPr>
+        <w:t>Environmental operating conditions</w:t>
       </w:r>
     </w:p>
     <w:p>
       <w:pPr>
         <w:numPr>
           <w:ilvl w:val="0"/>
-          <w:numId w:val="5"/>
+          <w:numId w:val="10"/>
         </w:numPr>
-      </w:pPr>
-      <w:r>
-        <w:t>define exact validation test points</w:t>
-      </w:r>
-    </w:p>
-    <w:p>
-      <w:r>
-        <w:t>These are intentionally left open rather than pretending that arbitrary engineering numbers are final.</w:t>
+        <w:rPr>
+          <w:b/>
+          <w:bCs/>
+        </w:rPr>
+      </w:pPr>
+      <w:r>
+        <w:rPr>
+          <w:b/>
+          <w:bCs/>
+        </w:rPr>
+        <w:t>Final verification matrix</w:t>
+      </w:r>
+    </w:p>
+    <w:p>
+      <w:pPr>
+        <w:rPr>
+          <w:b/>
+          <w:bCs/>
+        </w:rPr>
+      </w:pPr>
+      <w:r>
+        <w:rPr>
+          <w:b/>
+          <w:bCs/>
+        </w:rPr>
+        <w:t>No numerical threshold will be frozen without an engineering reason.</w:t>
       </w:r>
     </w:p>
     <w:p/>
@@ -2710,6 +4520,155 @@
     </w:lvl>
   </w:abstractNum>
   <w:abstractNum w:abstractNumId="1" w15:restartNumberingAfterBreak="0">
+    <w:nsid w:val="20B152FD"/>
+    <w:multiLevelType w:val="multilevel"/>
+    <w:tmpl w:val="0FB606F2"/>
+    <w:lvl w:ilvl="0">
+      <w:start w:val="1"/>
+      <w:numFmt w:val="bullet"/>
+      <w:lvlText w:val=""/>
+      <w:lvlJc w:val="left"/>
+      <w:pPr>
+        <w:tabs>
+          <w:tab w:val="num" w:pos="720"/>
+        </w:tabs>
+        <w:ind w:left="720" w:hanging="360"/>
+      </w:pPr>
+      <w:rPr>
+        <w:rFonts w:ascii="Symbol" w:hAnsi="Symbol" w:hint="default"/>
+        <w:sz w:val="20"/>
+      </w:rPr>
+    </w:lvl>
+    <w:lvl w:ilvl="1" w:tentative="1">
+      <w:start w:val="1"/>
+      <w:numFmt w:val="bullet"/>
+      <w:lvlText w:val="o"/>
+      <w:lvlJc w:val="left"/>
+      <w:pPr>
+        <w:tabs>
+          <w:tab w:val="num" w:pos="1440"/>
+        </w:tabs>
+        <w:ind w:left="1440" w:hanging="360"/>
+      </w:pPr>
+      <w:rPr>
+        <w:rFonts w:ascii="Courier New" w:hAnsi="Courier New" w:hint="default"/>
+        <w:sz w:val="20"/>
+      </w:rPr>
+    </w:lvl>
+    <w:lvl w:ilvl="2" w:tentative="1">
+      <w:start w:val="1"/>
+      <w:numFmt w:val="bullet"/>
+      <w:lvlText w:val=""/>
+      <w:lvlJc w:val="left"/>
+      <w:pPr>
+        <w:tabs>
+          <w:tab w:val="num" w:pos="2160"/>
+        </w:tabs>
+        <w:ind w:left="2160" w:hanging="360"/>
+      </w:pPr>
+      <w:rPr>
+        <w:rFonts w:ascii="Wingdings" w:hAnsi="Wingdings" w:hint="default"/>
+        <w:sz w:val="20"/>
+      </w:rPr>
+    </w:lvl>
+    <w:lvl w:ilvl="3" w:tentative="1">
+      <w:start w:val="1"/>
+      <w:numFmt w:val="bullet"/>
+      <w:lvlText w:val=""/>
+      <w:lvlJc w:val="left"/>
+      <w:pPr>
+        <w:tabs>
+          <w:tab w:val="num" w:pos="2880"/>
+        </w:tabs>
+        <w:ind w:left="2880" w:hanging="360"/>
+      </w:pPr>
+      <w:rPr>
+        <w:rFonts w:ascii="Wingdings" w:hAnsi="Wingdings" w:hint="default"/>
+        <w:sz w:val="20"/>
+      </w:rPr>
+    </w:lvl>
+    <w:lvl w:ilvl="4" w:tentative="1">
+      <w:start w:val="1"/>
+      <w:numFmt w:val="bullet"/>
+      <w:lvlText w:val=""/>
+      <w:lvlJc w:val="left"/>
+      <w:pPr>
+        <w:tabs>
+          <w:tab w:val="num" w:pos="3600"/>
+        </w:tabs>
+        <w:ind w:left="3600" w:hanging="360"/>
+      </w:pPr>
+      <w:rPr>
+        <w:rFonts w:ascii="Wingdings" w:hAnsi="Wingdings" w:hint="default"/>
+        <w:sz w:val="20"/>
+      </w:rPr>
+    </w:lvl>
+    <w:lvl w:ilvl="5" w:tentative="1">
+      <w:start w:val="1"/>
+      <w:numFmt w:val="bullet"/>
+      <w:lvlText w:val=""/>
+      <w:lvlJc w:val="left"/>
+      <w:pPr>
+        <w:tabs>
+          <w:tab w:val="num" w:pos="4320"/>
+        </w:tabs>
+        <w:ind w:left="4320" w:hanging="360"/>
+      </w:pPr>
+      <w:rPr>
+        <w:rFonts w:ascii="Wingdings" w:hAnsi="Wingdings" w:hint="default"/>
+        <w:sz w:val="20"/>
+      </w:rPr>
+    </w:lvl>
+    <w:lvl w:ilvl="6" w:tentative="1">
+      <w:start w:val="1"/>
+      <w:numFmt w:val="bullet"/>
+      <w:lvlText w:val=""/>
+      <w:lvlJc w:val="left"/>
+      <w:pPr>
+        <w:tabs>
+          <w:tab w:val="num" w:pos="5040"/>
+        </w:tabs>
+        <w:ind w:left="5040" w:hanging="360"/>
+      </w:pPr>
+      <w:rPr>
+        <w:rFonts w:ascii="Wingdings" w:hAnsi="Wingdings" w:hint="default"/>
+        <w:sz w:val="20"/>
+      </w:rPr>
+    </w:lvl>
+    <w:lvl w:ilvl="7" w:tentative="1">
+      <w:start w:val="1"/>
+      <w:numFmt w:val="bullet"/>
+      <w:lvlText w:val=""/>
+      <w:lvlJc w:val="left"/>
+      <w:pPr>
+        <w:tabs>
+          <w:tab w:val="num" w:pos="5760"/>
+        </w:tabs>
+        <w:ind w:left="5760" w:hanging="360"/>
+      </w:pPr>
+      <w:rPr>
+        <w:rFonts w:ascii="Wingdings" w:hAnsi="Wingdings" w:hint="default"/>
+        <w:sz w:val="20"/>
+      </w:rPr>
+    </w:lvl>
+    <w:lvl w:ilvl="8" w:tentative="1">
+      <w:start w:val="1"/>
+      <w:numFmt w:val="bullet"/>
+      <w:lvlText w:val=""/>
+      <w:lvlJc w:val="left"/>
+      <w:pPr>
+        <w:tabs>
+          <w:tab w:val="num" w:pos="6480"/>
+        </w:tabs>
+        <w:ind w:left="6480" w:hanging="360"/>
+      </w:pPr>
+      <w:rPr>
+        <w:rFonts w:ascii="Wingdings" w:hAnsi="Wingdings" w:hint="default"/>
+        <w:sz w:val="20"/>
+      </w:rPr>
+    </w:lvl>
+  </w:abstractNum>
+  <w:abstractNum w:abstractNumId="2" w15:restartNumberingAfterBreak="0">
     <w:nsid w:val="33FE4CE2"/>
     <w:multiLevelType w:val="multilevel"/>
     <w:tmpl w:val="5C103420"/>
@@ -2858,7 +4817,305 @@
       </w:rPr>
     </w:lvl>
   </w:abstractNum>
-  <w:abstractNum w:abstractNumId="2" w15:restartNumberingAfterBreak="0">
+  <w:abstractNum w:abstractNumId="3" w15:restartNumberingAfterBreak="0">
+    <w:nsid w:val="3A767358"/>
+    <w:multiLevelType w:val="multilevel"/>
+    <w:tmpl w:val="71FC7526"/>
+    <w:lvl w:ilvl="0">
+      <w:start w:val="1"/>
+      <w:numFmt w:val="bullet"/>
+      <w:lvlText w:val=""/>
+      <w:lvlJc w:val="left"/>
+      <w:pPr>
+        <w:tabs>
+          <w:tab w:val="num" w:pos="720"/>
+        </w:tabs>
+        <w:ind w:left="720" w:hanging="360"/>
+      </w:pPr>
+      <w:rPr>
+        <w:rFonts w:ascii="Symbol" w:hAnsi="Symbol" w:hint="default"/>
+        <w:sz w:val="20"/>
+      </w:rPr>
+    </w:lvl>
+    <w:lvl w:ilvl="1" w:tentative="1">
+      <w:start w:val="1"/>
+      <w:numFmt w:val="bullet"/>
+      <w:lvlText w:val="o"/>
+      <w:lvlJc w:val="left"/>
+      <w:pPr>
+        <w:tabs>
+          <w:tab w:val="num" w:pos="1440"/>
+        </w:tabs>
+        <w:ind w:left="1440" w:hanging="360"/>
+      </w:pPr>
+      <w:rPr>
+        <w:rFonts w:ascii="Courier New" w:hAnsi="Courier New" w:hint="default"/>
+        <w:sz w:val="20"/>
+      </w:rPr>
+    </w:lvl>
+    <w:lvl w:ilvl="2" w:tentative="1">
+      <w:start w:val="1"/>
+      <w:numFmt w:val="bullet"/>
+      <w:lvlText w:val=""/>
+      <w:lvlJc w:val="left"/>
+      <w:pPr>
+        <w:tabs>
+          <w:tab w:val="num" w:pos="2160"/>
+        </w:tabs>
+        <w:ind w:left="2160" w:hanging="360"/>
+      </w:pPr>
+      <w:rPr>
+        <w:rFonts w:ascii="Wingdings" w:hAnsi="Wingdings" w:hint="default"/>
+        <w:sz w:val="20"/>
+      </w:rPr>
+    </w:lvl>
+    <w:lvl w:ilvl="3" w:tentative="1">
+      <w:start w:val="1"/>
+      <w:numFmt w:val="bullet"/>
+      <w:lvlText w:val=""/>
+      <w:lvlJc w:val="left"/>
+      <w:pPr>
+        <w:tabs>
+          <w:tab w:val="num" w:pos="2880"/>
+        </w:tabs>
+        <w:ind w:left="2880" w:hanging="360"/>
+      </w:pPr>
+      <w:rPr>
+        <w:rFonts w:ascii="Wingdings" w:hAnsi="Wingdings" w:hint="default"/>
+        <w:sz w:val="20"/>
+      </w:rPr>
+    </w:lvl>
+    <w:lvl w:ilvl="4" w:tentative="1">
+      <w:start w:val="1"/>
+      <w:numFmt w:val="bullet"/>
+      <w:lvlText w:val=""/>
+      <w:lvlJc w:val="left"/>
+      <w:pPr>
+        <w:tabs>
+          <w:tab w:val="num" w:pos="3600"/>
+        </w:tabs>
+        <w:ind w:left="3600" w:hanging="360"/>
+      </w:pPr>
+      <w:rPr>
+        <w:rFonts w:ascii="Wingdings" w:hAnsi="Wingdings" w:hint="default"/>
+        <w:sz w:val="20"/>
+      </w:rPr>
+    </w:lvl>
+    <w:lvl w:ilvl="5" w:tentative="1">
+      <w:start w:val="1"/>
+      <w:numFmt w:val="bullet"/>
+      <w:lvlText w:val=""/>
+      <w:lvlJc w:val="left"/>
+      <w:pPr>
+        <w:tabs>
+          <w:tab w:val="num" w:pos="4320"/>
+        </w:tabs>
+        <w:ind w:left="4320" w:hanging="360"/>
+      </w:pPr>
+      <w:rPr>
+        <w:rFonts w:ascii="Wingdings" w:hAnsi="Wingdings" w:hint="default"/>
+        <w:sz w:val="20"/>
+      </w:rPr>
+    </w:lvl>
+    <w:lvl w:ilvl="6" w:tentative="1">
+      <w:start w:val="1"/>
+      <w:numFmt w:val="bullet"/>
+      <w:lvlText w:val=""/>
+      <w:lvlJc w:val="left"/>
+      <w:pPr>
+        <w:tabs>
+          <w:tab w:val="num" w:pos="5040"/>
+        </w:tabs>
+        <w:ind w:left="5040" w:hanging="360"/>
+      </w:pPr>
+      <w:rPr>
+        <w:rFonts w:ascii="Wingdings" w:hAnsi="Wingdings" w:hint="default"/>
+        <w:sz w:val="20"/>
+      </w:rPr>
+    </w:lvl>
+    <w:lvl w:ilvl="7" w:tentative="1">
+      <w:start w:val="1"/>
+      <w:numFmt w:val="bullet"/>
+      <w:lvlText w:val=""/>
+      <w:lvlJc w:val="left"/>
+      <w:pPr>
+        <w:tabs>
+          <w:tab w:val="num" w:pos="5760"/>
+        </w:tabs>
+        <w:ind w:left="5760" w:hanging="360"/>
+      </w:pPr>
+      <w:rPr>
+        <w:rFonts w:ascii="Wingdings" w:hAnsi="Wingdings" w:hint="default"/>
+        <w:sz w:val="20"/>
+      </w:rPr>
+    </w:lvl>
+    <w:lvl w:ilvl="8" w:tentative="1">
+      <w:start w:val="1"/>
+      <w:numFmt w:val="bullet"/>
+      <w:lvlText w:val=""/>
+      <w:lvlJc w:val="left"/>
+      <w:pPr>
+        <w:tabs>
+          <w:tab w:val="num" w:pos="6480"/>
+        </w:tabs>
+        <w:ind w:left="6480" w:hanging="360"/>
+      </w:pPr>
+      <w:rPr>
+        <w:rFonts w:ascii="Wingdings" w:hAnsi="Wingdings" w:hint="default"/>
+        <w:sz w:val="20"/>
+      </w:rPr>
+    </w:lvl>
+  </w:abstractNum>
+  <w:abstractNum w:abstractNumId="4" w15:restartNumberingAfterBreak="0">
+    <w:nsid w:val="448C6843"/>
+    <w:multiLevelType w:val="multilevel"/>
+    <w:tmpl w:val="32B23528"/>
+    <w:lvl w:ilvl="0">
+      <w:start w:val="1"/>
+      <w:numFmt w:val="bullet"/>
+      <w:lvlText w:val=""/>
+      <w:lvlJc w:val="left"/>
+      <w:pPr>
+        <w:tabs>
+          <w:tab w:val="num" w:pos="720"/>
+        </w:tabs>
+        <w:ind w:left="720" w:hanging="360"/>
+      </w:pPr>
+      <w:rPr>
+        <w:rFonts w:ascii="Symbol" w:hAnsi="Symbol" w:hint="default"/>
+        <w:sz w:val="20"/>
+      </w:rPr>
+    </w:lvl>
+    <w:lvl w:ilvl="1" w:tentative="1">
+      <w:start w:val="1"/>
+      <w:numFmt w:val="bullet"/>
+      <w:lvlText w:val="o"/>
+      <w:lvlJc w:val="left"/>
+      <w:pPr>
+        <w:tabs>
+          <w:tab w:val="num" w:pos="1440"/>
+        </w:tabs>
+        <w:ind w:left="1440" w:hanging="360"/>
+      </w:pPr>
+      <w:rPr>
+        <w:rFonts w:ascii="Courier New" w:hAnsi="Courier New" w:hint="default"/>
+        <w:sz w:val="20"/>
+      </w:rPr>
+    </w:lvl>
+    <w:lvl w:ilvl="2" w:tentative="1">
+      <w:start w:val="1"/>
+      <w:numFmt w:val="bullet"/>
+      <w:lvlText w:val=""/>
+      <w:lvlJc w:val="left"/>
+      <w:pPr>
+        <w:tabs>
+          <w:tab w:val="num" w:pos="2160"/>
+        </w:tabs>
+        <w:ind w:left="2160" w:hanging="360"/>
+      </w:pPr>
+      <w:rPr>
+        <w:rFonts w:ascii="Wingdings" w:hAnsi="Wingdings" w:hint="default"/>
+        <w:sz w:val="20"/>
+      </w:rPr>
+    </w:lvl>
+    <w:lvl w:ilvl="3" w:tentative="1">
+      <w:start w:val="1"/>
+      <w:numFmt w:val="bullet"/>
+      <w:lvlText w:val=""/>
+      <w:lvlJc w:val="left"/>
+      <w:pPr>
+        <w:tabs>
+          <w:tab w:val="num" w:pos="2880"/>
+        </w:tabs>
+        <w:ind w:left="2880" w:hanging="360"/>
+      </w:pPr>
+      <w:rPr>
+        <w:rFonts w:ascii="Wingdings" w:hAnsi="Wingdings" w:hint="default"/>
+        <w:sz w:val="20"/>
+      </w:rPr>
+    </w:lvl>
+    <w:lvl w:ilvl="4" w:tentative="1">
+      <w:start w:val="1"/>
+      <w:numFmt w:val="bullet"/>
+      <w:lvlText w:val=""/>
+      <w:lvlJc w:val="left"/>
+      <w:pPr>
+        <w:tabs>
+          <w:tab w:val="num" w:pos="3600"/>
+        </w:tabs>
+        <w:ind w:left="3600" w:hanging="360"/>
+      </w:pPr>
+      <w:rPr>
+        <w:rFonts w:ascii="Wingdings" w:hAnsi="Wingdings" w:hint="default"/>
+        <w:sz w:val="20"/>
+      </w:rPr>
+    </w:lvl>
+    <w:lvl w:ilvl="5" w:tentative="1">
+      <w:start w:val="1"/>
+      <w:numFmt w:val="bullet"/>
+      <w:lvlText w:val=""/>
+      <w:lvlJc w:val="left"/>
+      <w:pPr>
+        <w:tabs>
+          <w:tab w:val="num" w:pos="4320"/>
+        </w:tabs>
+        <w:ind w:left="4320" w:hanging="360"/>
+      </w:pPr>
+      <w:rPr>
+        <w:rFonts w:ascii="Wingdings" w:hAnsi="Wingdings" w:hint="default"/>
+        <w:sz w:val="20"/>
+      </w:rPr>
+    </w:lvl>
+    <w:lvl w:ilvl="6" w:tentative="1">
+      <w:start w:val="1"/>
+      <w:numFmt w:val="bullet"/>
+      <w:lvlText w:val=""/>
+      <w:lvlJc w:val="left"/>
+      <w:pPr>
+        <w:tabs>
+          <w:tab w:val="num" w:pos="5040"/>
+        </w:tabs>
+        <w:ind w:left="5040" w:hanging="360"/>
+      </w:pPr>
+      <w:rPr>
+        <w:rFonts w:ascii="Wingdings" w:hAnsi="Wingdings" w:hint="default"/>
+        <w:sz w:val="20"/>
+      </w:rPr>
+    </w:lvl>
+    <w:lvl w:ilvl="7" w:tentative="1">
+      <w:start w:val="1"/>
+      <w:numFmt w:val="bullet"/>
+      <w:lvlText w:val=""/>
+      <w:lvlJc w:val="left"/>
+      <w:pPr>
+        <w:tabs>
+          <w:tab w:val="num" w:pos="5760"/>
+        </w:tabs>
+        <w:ind w:left="5760" w:hanging="360"/>
+      </w:pPr>
+      <w:rPr>
+        <w:rFonts w:ascii="Wingdings" w:hAnsi="Wingdings" w:hint="default"/>
+        <w:sz w:val="20"/>
+      </w:rPr>
+    </w:lvl>
+    <w:lvl w:ilvl="8" w:tentative="1">
+      <w:start w:val="1"/>
+      <w:numFmt w:val="bullet"/>
+      <w:lvlText w:val=""/>
+      <w:lvlJc w:val="left"/>
+      <w:pPr>
+        <w:tabs>
+          <w:tab w:val="num" w:pos="6480"/>
+        </w:tabs>
+        <w:ind w:left="6480" w:hanging="360"/>
+      </w:pPr>
+      <w:rPr>
+        <w:rFonts w:ascii="Wingdings" w:hAnsi="Wingdings" w:hint="default"/>
+        <w:sz w:val="20"/>
+      </w:rPr>
+    </w:lvl>
+  </w:abstractNum>
+  <w:abstractNum w:abstractNumId="5" w15:restartNumberingAfterBreak="0">
     <w:nsid w:val="511558A5"/>
     <w:multiLevelType w:val="multilevel"/>
     <w:tmpl w:val="F796C48E"/>
@@ -3007,7 +5264,7 @@
       </w:rPr>
     </w:lvl>
   </w:abstractNum>
-  <w:abstractNum w:abstractNumId="3" w15:restartNumberingAfterBreak="0">
+  <w:abstractNum w:abstractNumId="6" w15:restartNumberingAfterBreak="0">
     <w:nsid w:val="58E045BD"/>
     <w:multiLevelType w:val="multilevel"/>
     <w:tmpl w:val="68B693B6"/>
@@ -3156,7 +5413,7 @@
       </w:rPr>
     </w:lvl>
   </w:abstractNum>
-  <w:abstractNum w:abstractNumId="4" w15:restartNumberingAfterBreak="0">
+  <w:abstractNum w:abstractNumId="7" w15:restartNumberingAfterBreak="0">
     <w:nsid w:val="6B8F2482"/>
     <w:multiLevelType w:val="multilevel"/>
     <w:tmpl w:val="7A5A327A"/>
@@ -3305,20 +5562,261 @@
       </w:rPr>
     </w:lvl>
   </w:abstractNum>
+  <w:abstractNum w:abstractNumId="8" w15:restartNumberingAfterBreak="0">
+    <w:nsid w:val="76C7749F"/>
+    <w:multiLevelType w:val="multilevel"/>
+    <w:tmpl w:val="A10485B2"/>
+    <w:lvl w:ilvl="0">
+      <w:start w:val="1"/>
+      <w:numFmt w:val="decimal"/>
+      <w:lvlText w:val="%1."/>
+      <w:lvlJc w:val="left"/>
+      <w:pPr>
+        <w:tabs>
+          <w:tab w:val="num" w:pos="720"/>
+        </w:tabs>
+        <w:ind w:left="720" w:hanging="360"/>
+      </w:pPr>
+    </w:lvl>
+    <w:lvl w:ilvl="1" w:tentative="1">
+      <w:start w:val="1"/>
+      <w:numFmt w:val="decimal"/>
+      <w:lvlText w:val="%2."/>
+      <w:lvlJc w:val="left"/>
+      <w:pPr>
+        <w:tabs>
+          <w:tab w:val="num" w:pos="1440"/>
+        </w:tabs>
+        <w:ind w:left="1440" w:hanging="360"/>
+      </w:pPr>
+    </w:lvl>
+    <w:lvl w:ilvl="2" w:tentative="1">
+      <w:start w:val="1"/>
+      <w:numFmt w:val="decimal"/>
+      <w:lvlText w:val="%3."/>
+      <w:lvlJc w:val="left"/>
+      <w:pPr>
+        <w:tabs>
+          <w:tab w:val="num" w:pos="2160"/>
+        </w:tabs>
+        <w:ind w:left="2160" w:hanging="360"/>
+      </w:pPr>
+    </w:lvl>
+    <w:lvl w:ilvl="3" w:tentative="1">
+      <w:start w:val="1"/>
+      <w:numFmt w:val="decimal"/>
+      <w:lvlText w:val="%4."/>
+      <w:lvlJc w:val="left"/>
+      <w:pPr>
+        <w:tabs>
+          <w:tab w:val="num" w:pos="2880"/>
+        </w:tabs>
+        <w:ind w:left="2880" w:hanging="360"/>
+      </w:pPr>
+    </w:lvl>
+    <w:lvl w:ilvl="4" w:tentative="1">
+      <w:start w:val="1"/>
+      <w:numFmt w:val="decimal"/>
+      <w:lvlText w:val="%5."/>
+      <w:lvlJc w:val="left"/>
+      <w:pPr>
+        <w:tabs>
+          <w:tab w:val="num" w:pos="3600"/>
+        </w:tabs>
+        <w:ind w:left="3600" w:hanging="360"/>
+      </w:pPr>
+    </w:lvl>
+    <w:lvl w:ilvl="5" w:tentative="1">
+      <w:start w:val="1"/>
+      <w:numFmt w:val="decimal"/>
+      <w:lvlText w:val="%6."/>
+      <w:lvlJc w:val="left"/>
+      <w:pPr>
+        <w:tabs>
+          <w:tab w:val="num" w:pos="4320"/>
+        </w:tabs>
+        <w:ind w:left="4320" w:hanging="360"/>
+      </w:pPr>
+    </w:lvl>
+    <w:lvl w:ilvl="6" w:tentative="1">
+      <w:start w:val="1"/>
+      <w:numFmt w:val="decimal"/>
+      <w:lvlText w:val="%7."/>
+      <w:lvlJc w:val="left"/>
+      <w:pPr>
+        <w:tabs>
+          <w:tab w:val="num" w:pos="5040"/>
+        </w:tabs>
+        <w:ind w:left="5040" w:hanging="360"/>
+      </w:pPr>
+    </w:lvl>
+    <w:lvl w:ilvl="7" w:tentative="1">
+      <w:start w:val="1"/>
+      <w:numFmt w:val="decimal"/>
+      <w:lvlText w:val="%8."/>
+      <w:lvlJc w:val="left"/>
+      <w:pPr>
+        <w:tabs>
+          <w:tab w:val="num" w:pos="5760"/>
+        </w:tabs>
+        <w:ind w:left="5760" w:hanging="360"/>
+      </w:pPr>
+    </w:lvl>
+    <w:lvl w:ilvl="8" w:tentative="1">
+      <w:start w:val="1"/>
+      <w:numFmt w:val="decimal"/>
+      <w:lvlText w:val="%9."/>
+      <w:lvlJc w:val="left"/>
+      <w:pPr>
+        <w:tabs>
+          <w:tab w:val="num" w:pos="6480"/>
+        </w:tabs>
+        <w:ind w:left="6480" w:hanging="360"/>
+      </w:pPr>
+    </w:lvl>
+  </w:abstractNum>
+  <w:abstractNum w:abstractNumId="9" w15:restartNumberingAfterBreak="0">
+    <w:nsid w:val="7A6C5E14"/>
+    <w:multiLevelType w:val="multilevel"/>
+    <w:tmpl w:val="DC6813DE"/>
+    <w:lvl w:ilvl="0">
+      <w:start w:val="1"/>
+      <w:numFmt w:val="decimal"/>
+      <w:lvlText w:val="%1."/>
+      <w:lvlJc w:val="left"/>
+      <w:pPr>
+        <w:tabs>
+          <w:tab w:val="num" w:pos="720"/>
+        </w:tabs>
+        <w:ind w:left="720" w:hanging="360"/>
+      </w:pPr>
+    </w:lvl>
+    <w:lvl w:ilvl="1" w:tentative="1">
+      <w:start w:val="1"/>
+      <w:numFmt w:val="decimal"/>
+      <w:lvlText w:val="%2."/>
+      <w:lvlJc w:val="left"/>
+      <w:pPr>
+        <w:tabs>
+          <w:tab w:val="num" w:pos="1440"/>
+        </w:tabs>
+        <w:ind w:left="1440" w:hanging="360"/>
+      </w:pPr>
+    </w:lvl>
+    <w:lvl w:ilvl="2" w:tentative="1">
+      <w:start w:val="1"/>
+      <w:numFmt w:val="decimal"/>
+      <w:lvlText w:val="%3."/>
+      <w:lvlJc w:val="left"/>
+      <w:pPr>
+        <w:tabs>
+          <w:tab w:val="num" w:pos="2160"/>
+        </w:tabs>
+        <w:ind w:left="2160" w:hanging="360"/>
+      </w:pPr>
+    </w:lvl>
+    <w:lvl w:ilvl="3" w:tentative="1">
+      <w:start w:val="1"/>
+      <w:numFmt w:val="decimal"/>
+      <w:lvlText w:val="%4."/>
+      <w:lvlJc w:val="left"/>
+      <w:pPr>
+        <w:tabs>
+          <w:tab w:val="num" w:pos="2880"/>
+        </w:tabs>
+        <w:ind w:left="2880" w:hanging="360"/>
+      </w:pPr>
+    </w:lvl>
+    <w:lvl w:ilvl="4" w:tentative="1">
+      <w:start w:val="1"/>
+      <w:numFmt w:val="decimal"/>
+      <w:lvlText w:val="%5."/>
+      <w:lvlJc w:val="left"/>
+      <w:pPr>
+        <w:tabs>
+          <w:tab w:val="num" w:pos="3600"/>
+        </w:tabs>
+        <w:ind w:left="3600" w:hanging="360"/>
+      </w:pPr>
+    </w:lvl>
+    <w:lvl w:ilvl="5" w:tentative="1">
+      <w:start w:val="1"/>
+      <w:numFmt w:val="decimal"/>
+      <w:lvlText w:val="%6."/>
+      <w:lvlJc w:val="left"/>
+      <w:pPr>
+        <w:tabs>
+          <w:tab w:val="num" w:pos="4320"/>
+        </w:tabs>
+        <w:ind w:left="4320" w:hanging="360"/>
+      </w:pPr>
+    </w:lvl>
+    <w:lvl w:ilvl="6" w:tentative="1">
+      <w:start w:val="1"/>
+      <w:numFmt w:val="decimal"/>
+      <w:lvlText w:val="%7."/>
+      <w:lvlJc w:val="left"/>
+      <w:pPr>
+        <w:tabs>
+          <w:tab w:val="num" w:pos="5040"/>
+        </w:tabs>
+        <w:ind w:left="5040" w:hanging="360"/>
+      </w:pPr>
+    </w:lvl>
+    <w:lvl w:ilvl="7" w:tentative="1">
+      <w:start w:val="1"/>
+      <w:numFmt w:val="decimal"/>
+      <w:lvlText w:val="%8."/>
+      <w:lvlJc w:val="left"/>
+      <w:pPr>
+        <w:tabs>
+          <w:tab w:val="num" w:pos="5760"/>
+        </w:tabs>
+        <w:ind w:left="5760" w:hanging="360"/>
+      </w:pPr>
+    </w:lvl>
+    <w:lvl w:ilvl="8" w:tentative="1">
+      <w:start w:val="1"/>
+      <w:numFmt w:val="decimal"/>
+      <w:lvlText w:val="%9."/>
+      <w:lvlJc w:val="left"/>
+      <w:pPr>
+        <w:tabs>
+          <w:tab w:val="num" w:pos="6480"/>
+        </w:tabs>
+        <w:ind w:left="6480" w:hanging="360"/>
+      </w:pPr>
+    </w:lvl>
+  </w:abstractNum>
   <w:num w:numId="1" w16cid:durableId="1554343413">
-    <w:abstractNumId w:val="4"/>
+    <w:abstractNumId w:val="7"/>
   </w:num>
   <w:num w:numId="2" w16cid:durableId="425805470">
-    <w:abstractNumId w:val="1"/>
+    <w:abstractNumId w:val="2"/>
   </w:num>
   <w:num w:numId="3" w16cid:durableId="389812801">
-    <w:abstractNumId w:val="3"/>
+    <w:abstractNumId w:val="6"/>
   </w:num>
   <w:num w:numId="4" w16cid:durableId="814755350">
     <w:abstractNumId w:val="0"/>
   </w:num>
   <w:num w:numId="5" w16cid:durableId="283735208">
-    <w:abstractNumId w:val="2"/>
+    <w:abstractNumId w:val="5"/>
+  </w:num>
+  <w:num w:numId="6" w16cid:durableId="1762919196">
+    <w:abstractNumId w:val="3"/>
+  </w:num>
+  <w:num w:numId="7" w16cid:durableId="1480613372">
+    <w:abstractNumId w:val="9"/>
+  </w:num>
+  <w:num w:numId="8" w16cid:durableId="1681078573">
+    <w:abstractNumId w:val="4"/>
+  </w:num>
+  <w:num w:numId="9" w16cid:durableId="1542787646">
+    <w:abstractNumId w:val="1"/>
+  </w:num>
+  <w:num w:numId="10" w16cid:durableId="1050567370">
+    <w:abstractNumId w:val="8"/>
   </w:num>
 </w:numbering>
 </file>
